--- a/klagomål/A 23559-2023 FSC-klagomål.docx
+++ b/klagomål/A 23559-2023 FSC-klagomål.docx
@@ -799,7 +799,7 @@
     <w:r>
       <w:tab/>
       <w:tab/>
-      <w:t>2026-02-22</w:t>
+      <w:t>2026-02-23</w:t>
       <w:br/>
       <w:br/>
     </w:r>

--- a/klagomål/A 23559-2023 FSC-klagomål.docx
+++ b/klagomål/A 23559-2023 FSC-klagomål.docx
@@ -799,7 +799,7 @@
     <w:r>
       <w:tab/>
       <w:tab/>
-      <w:t>2026-02-23</w:t>
+      <w:t>2026-02-24</w:t>
       <w:br/>
       <w:br/>
     </w:r>

--- a/klagomål/A 23559-2023 FSC-klagomål.docx
+++ b/klagomål/A 23559-2023 FSC-klagomål.docx
@@ -799,7 +799,7 @@
     <w:r>
       <w:tab/>
       <w:tab/>
-      <w:t>2026-02-24</w:t>
+      <w:t>2026-02-25</w:t>
       <w:br/>
       <w:br/>
     </w:r>

--- a/klagomål/A 23559-2023 FSC-klagomål.docx
+++ b/klagomål/A 23559-2023 FSC-klagomål.docx
@@ -799,7 +799,7 @@
     <w:r>
       <w:tab/>
       <w:tab/>
-      <w:t>2026-02-25</w:t>
+      <w:t>2026-02-26</w:t>
       <w:br/>
       <w:br/>
     </w:r>

--- a/klagomål/A 23559-2023 FSC-klagomål.docx
+++ b/klagomål/A 23559-2023 FSC-klagomål.docx
@@ -799,7 +799,7 @@
     <w:r>
       <w:tab/>
       <w:tab/>
-      <w:t>2026-02-26</w:t>
+      <w:t>2026-02-28</w:t>
       <w:br/>
       <w:br/>
     </w:r>

--- a/klagomål/A 23559-2023 FSC-klagomål.docx
+++ b/klagomål/A 23559-2023 FSC-klagomål.docx
@@ -799,7 +799,7 @@
     <w:r>
       <w:tab/>
       <w:tab/>
-      <w:t>2026-02-28</w:t>
+      <w:t>2026-03-01</w:t>
       <w:br/>
       <w:br/>
     </w:r>

--- a/klagomål/A 23559-2023 FSC-klagomål.docx
+++ b/klagomål/A 23559-2023 FSC-klagomål.docx
@@ -799,7 +799,7 @@
     <w:r>
       <w:tab/>
       <w:tab/>
-      <w:t>2026-03-01</w:t>
+      <w:t>2026-03-02</w:t>
       <w:br/>
       <w:br/>
     </w:r>

--- a/klagomål/A 23559-2023 FSC-klagomål.docx
+++ b/klagomål/A 23559-2023 FSC-klagomål.docx
@@ -799,7 +799,7 @@
     <w:r>
       <w:tab/>
       <w:tab/>
-      <w:t>2026-03-02</w:t>
+      <w:t>2026-03-03</w:t>
       <w:br/>
       <w:br/>
     </w:r>

--- a/klagomål/A 23559-2023 FSC-klagomål.docx
+++ b/klagomål/A 23559-2023 FSC-klagomål.docx
@@ -799,7 +799,7 @@
     <w:r>
       <w:tab/>
       <w:tab/>
-      <w:t>2026-03-03</w:t>
+      <w:t>2026-03-04</w:t>
       <w:br/>
       <w:br/>
     </w:r>

--- a/klagomål/A 23559-2023 FSC-klagomål.docx
+++ b/klagomål/A 23559-2023 FSC-klagomål.docx
@@ -799,7 +799,7 @@
     <w:r>
       <w:tab/>
       <w:tab/>
-      <w:t>2026-03-04</w:t>
+      <w:t>2026-03-05</w:t>
       <w:br/>
       <w:br/>
     </w:r>

--- a/klagomål/A 23559-2023 FSC-klagomål.docx
+++ b/klagomål/A 23559-2023 FSC-klagomål.docx
@@ -799,7 +799,7 @@
     <w:r>
       <w:tab/>
       <w:tab/>
-      <w:t>2026-03-05</w:t>
+      <w:t>2026-03-06</w:t>
       <w:br/>
       <w:br/>
     </w:r>

--- a/klagomål/A 23559-2023 FSC-klagomål.docx
+++ b/klagomål/A 23559-2023 FSC-klagomål.docx
@@ -799,7 +799,7 @@
     <w:r>
       <w:tab/>
       <w:tab/>
-      <w:t>2026-03-06</w:t>
+      <w:t>2026-03-07</w:t>
       <w:br/>
       <w:br/>
     </w:r>

--- a/klagomål/A 23559-2023 FSC-klagomål.docx
+++ b/klagomål/A 23559-2023 FSC-klagomål.docx
@@ -799,7 +799,7 @@
     <w:r>
       <w:tab/>
       <w:tab/>
-      <w:t>2026-03-07</w:t>
+      <w:t>2026-03-08</w:t>
       <w:br/>
       <w:br/>
     </w:r>

--- a/klagomål/A 23559-2023 FSC-klagomål.docx
+++ b/klagomål/A 23559-2023 FSC-klagomål.docx
@@ -799,7 +799,7 @@
     <w:r>
       <w:tab/>
       <w:tab/>
-      <w:t>2026-03-08</w:t>
+      <w:t>2026-03-09</w:t>
       <w:br/>
       <w:br/>
     </w:r>

--- a/klagomål/A 23559-2023 FSC-klagomål.docx
+++ b/klagomål/A 23559-2023 FSC-klagomål.docx
@@ -799,7 +799,7 @@
     <w:r>
       <w:tab/>
       <w:tab/>
-      <w:t>2026-03-09</w:t>
+      <w:t>2026-03-10</w:t>
       <w:br/>
       <w:br/>
     </w:r>

--- a/klagomål/A 23559-2023 FSC-klagomål.docx
+++ b/klagomål/A 23559-2023 FSC-klagomål.docx
@@ -281,7 +281,7 @@
         <w:t>Spillkråka (NT, §4)</w:t>
       </w:r>
       <w:r>
-        <w:t xml:space="preserve"> är rödlistad som nära hotad och ingår i bilaga 1 i EU:s fågeldirektiv. Den minskar i population på grund av minskad tillgång på lämpliga bo- och födoträd och minskad födotillgång. Spillkråkans minskningstakt har uppgått till 19 (24–10) % under de senaste 15 åren. Minskningstakten för den svenska populationen bedöms vara nära gränsvärdet för Sårbar (VU) (A2bc). Skogsbruk med korta omloppstider och täta, homogena ungskogar utgör det största hotet. Spillkråka är typisk art för </w:t>
+        <w:t xml:space="preserve"> är rödlistad som nära hotad och ingår i bilaga 1 i EU:s fågeldirektiv. Den minskar i population på grund av minskad tillgång på lämpliga bo- och födoträd och minskad födotillgång. Spillkråkans minskningstakt har uppgått till 19 (24–10) % under de senaste 15 åren och bedöms vara nära gränsvärdet för Sårbar (VU) (A2bc). Spillkråka är en nyckelart i skogliga miljöer vars övergivna bohål utnyttjas av flera andra hålhäckande fågelarter och fladdermöss. Den behöver grova träd, främst tall, asp och bok som boträd. Skogsbruk med korta omloppstider och täta, homogena ungskogar utgör det största hotet. Spillkråka är typisk art för </w:t>
       </w:r>
       <w:r>
         <w:rPr>
@@ -299,7 +299,7 @@
         <w:t xml:space="preserve"> 9740 Skogsbevuxen myr </w:t>
       </w:r>
       <w:r>
-        <w:t>(SLU Artdatabanken, 2023).</w:t>
+        <w:t>(SLU Artdatabanken, 2025; Skogsstyrelsen 2016).</w:t>
       </w:r>
     </w:p>
     <w:p>
@@ -641,7 +641,7 @@
         <w:t xml:space="preserve"> 9740 Skogsbevuxen myr</w:t>
       </w:r>
       <w:r>
-        <w:t xml:space="preserve"> och ingår i bilaga 1 i EU:s fågeldirektiv. Spillkråka lever i både barr- och blandskog liksom i ren lövskog. De tätaste populationerna tenderar att finnas i äldre, variationsrik blandskog med gott om död ved och gamla träd.</w:t>
+        <w:t xml:space="preserve"> och ingår i bilaga 1 i EU:s fågeldirektiv. Spillkråka lever i både barr- och blandskog liksom i ren lövskog. De tätaste populationerna tenderar att finnas i äldre, variationsrik blandskog med gott om död ved och gamla träd. Spillkråka är en nyckelart i skogliga miljöer vars övergivna bohål utnyttjas av flera andra hålhäckande fågelarter och fladdermöss (SLU Artdatabanken, 2023; Skogsstyrelsen 2016).</w:t>
       </w:r>
     </w:p>
     <w:p>
@@ -659,7 +659,21 @@
     </w:p>
     <w:p>
       <w:r>
-        <w:t xml:space="preserve">SLU Artdatabanken, 2021. </w:t>
+        <w:t xml:space="preserve">Skogsstyrelsen, 2016. </w:t>
+      </w:r>
+      <w:r>
+        <w:rPr>
+          <w:i/>
+        </w:rPr>
+        <w:t xml:space="preserve">Vägledning för hänsyn till spillkråka. </w:t>
+      </w:r>
+      <w:r>
+        <w:t>Vägledningar och kunskapsstöd artskydd – Skogsstyrelsen.</w:t>
+      </w:r>
+    </w:p>
+    <w:p>
+      <w:r>
+        <w:t xml:space="preserve">SLU Artdatabanken, 2023. </w:t>
       </w:r>
       <w:r>
         <w:rPr>
@@ -799,7 +813,7 @@
     <w:r>
       <w:tab/>
       <w:tab/>
-      <w:t>2026-03-10</w:t>
+      <w:t>2026-03-11</w:t>
       <w:br/>
       <w:br/>
     </w:r>

--- a/klagomål/A 23559-2023 FSC-klagomål.docx
+++ b/klagomål/A 23559-2023 FSC-klagomål.docx
@@ -813,7 +813,7 @@
     <w:r>
       <w:tab/>
       <w:tab/>
-      <w:t>2026-03-11</w:t>
+      <w:t>2026-03-12</w:t>
       <w:br/>
       <w:br/>
     </w:r>

--- a/klagomål/A 23559-2023 FSC-klagomål.docx
+++ b/klagomål/A 23559-2023 FSC-klagomål.docx
@@ -813,7 +813,7 @@
     <w:r>
       <w:tab/>
       <w:tab/>
-      <w:t>2026-03-12</w:t>
+      <w:t>2026-03-13</w:t>
       <w:br/>
       <w:br/>
     </w:r>

--- a/klagomål/A 23559-2023 FSC-klagomål.docx
+++ b/klagomål/A 23559-2023 FSC-klagomål.docx
@@ -813,7 +813,7 @@
     <w:r>
       <w:tab/>
       <w:tab/>
-      <w:t>2026-04-14</w:t>
+      <w:t>2026-04-15</w:t>
       <w:br/>
       <w:br/>
     </w:r>

--- a/klagomål/A 23559-2023 FSC-klagomål.docx
+++ b/klagomål/A 23559-2023 FSC-klagomål.docx
@@ -813,7 +813,7 @@
     <w:r>
       <w:tab/>
       <w:tab/>
-      <w:t>2026-04-15</w:t>
+      <w:t>2026-04-16</w:t>
       <w:br/>
       <w:br/>
     </w:r>

--- a/klagomål/A 23559-2023 FSC-klagomål.docx
+++ b/klagomål/A 23559-2023 FSC-klagomål.docx
@@ -813,7 +813,7 @@
     <w:r>
       <w:tab/>
       <w:tab/>
-      <w:t>2026-04-16</w:t>
+      <w:t>2026-04-17</w:t>
       <w:br/>
       <w:br/>
     </w:r>

--- a/klagomål/A 23559-2023 FSC-klagomål.docx
+++ b/klagomål/A 23559-2023 FSC-klagomål.docx
@@ -813,7 +813,7 @@
     <w:r>
       <w:tab/>
       <w:tab/>
-      <w:t>2026-04-17</w:t>
+      <w:t>2026-04-18</w:t>
       <w:br/>
       <w:br/>
     </w:r>

--- a/klagomål/A 23559-2023 FSC-klagomål.docx
+++ b/klagomål/A 23559-2023 FSC-klagomål.docx
@@ -813,7 +813,7 @@
     <w:r>
       <w:tab/>
       <w:tab/>
-      <w:t>2026-04-18</w:t>
+      <w:t>2026-04-19</w:t>
       <w:br/>
       <w:br/>
     </w:r>

--- a/klagomål/A 23559-2023 FSC-klagomål.docx
+++ b/klagomål/A 23559-2023 FSC-klagomål.docx
@@ -813,7 +813,7 @@
     <w:r>
       <w:tab/>
       <w:tab/>
-      <w:t>2026-04-19</w:t>
+      <w:t>2026-04-20</w:t>
       <w:br/>
       <w:br/>
     </w:r>

--- a/klagomål/A 23559-2023 FSC-klagomål.docx
+++ b/klagomål/A 23559-2023 FSC-klagomål.docx
@@ -813,7 +813,7 @@
     <w:r>
       <w:tab/>
       <w:tab/>
-      <w:t>2026-04-20</w:t>
+      <w:t>2026-04-21</w:t>
       <w:br/>
       <w:br/>
     </w:r>

--- a/klagomål/A 23559-2023 FSC-klagomål.docx
+++ b/klagomål/A 23559-2023 FSC-klagomål.docx
@@ -813,7 +813,7 @@
     <w:r>
       <w:tab/>
       <w:tab/>
-      <w:t>2026-04-21</w:t>
+      <w:t>2026-04-22</w:t>
       <w:br/>
       <w:br/>
     </w:r>

--- a/klagomål/A 23559-2023 FSC-klagomål.docx
+++ b/klagomål/A 23559-2023 FSC-klagomål.docx
@@ -813,7 +813,7 @@
     <w:r>
       <w:tab/>
       <w:tab/>
-      <w:t>2026-04-22</w:t>
+      <w:t>2026-04-23</w:t>
       <w:br/>
       <w:br/>
     </w:r>

--- a/klagomål/A 23559-2023 FSC-klagomål.docx
+++ b/klagomål/A 23559-2023 FSC-klagomål.docx
@@ -813,7 +813,7 @@
     <w:r>
       <w:tab/>
       <w:tab/>
-      <w:t>2026-04-23</w:t>
+      <w:t>2026-04-24</w:t>
       <w:br/>
       <w:br/>
     </w:r>

--- a/klagomål/A 23559-2023 FSC-klagomål.docx
+++ b/klagomål/A 23559-2023 FSC-klagomål.docx
@@ -813,7 +813,7 @@
     <w:r>
       <w:tab/>
       <w:tab/>
-      <w:t>2026-04-24</w:t>
+      <w:t>2026-04-25</w:t>
       <w:br/>
       <w:br/>
     </w:r>

--- a/klagomål/A 23559-2023 FSC-klagomål.docx
+++ b/klagomål/A 23559-2023 FSC-klagomål.docx
@@ -813,7 +813,7 @@
     <w:r>
       <w:tab/>
       <w:tab/>
-      <w:t>2026-04-25</w:t>
+      <w:t>2026-04-26</w:t>
       <w:br/>
       <w:br/>
     </w:r>

--- a/klagomål/A 23559-2023 FSC-klagomål.docx
+++ b/klagomål/A 23559-2023 FSC-klagomål.docx
@@ -813,7 +813,7 @@
     <w:r>
       <w:tab/>
       <w:tab/>
-      <w:t>2026-04-26</w:t>
+      <w:t>2026-04-27</w:t>
       <w:br/>
       <w:br/>
     </w:r>

--- a/klagomål/A 23559-2023 FSC-klagomål.docx
+++ b/klagomål/A 23559-2023 FSC-klagomål.docx
@@ -813,7 +813,7 @@
     <w:r>
       <w:tab/>
       <w:tab/>
-      <w:t>2026-04-27</w:t>
+      <w:t>2026-04-28</w:t>
       <w:br/>
       <w:br/>
     </w:r>

--- a/klagomål/A 23559-2023 FSC-klagomål.docx
+++ b/klagomål/A 23559-2023 FSC-klagomål.docx
@@ -813,7 +813,7 @@
     <w:r>
       <w:tab/>
       <w:tab/>
-      <w:t>2026-04-28</w:t>
+      <w:t>2026-04-29</w:t>
       <w:br/>
       <w:br/>
     </w:r>

--- a/klagomål/A 23559-2023 FSC-klagomål.docx
+++ b/klagomål/A 23559-2023 FSC-klagomål.docx
@@ -813,7 +813,7 @@
     <w:r>
       <w:tab/>
       <w:tab/>
-      <w:t>2026-04-29</w:t>
+      <w:t>2026-04-30</w:t>
       <w:br/>
       <w:br/>
     </w:r>

--- a/klagomål/A 23559-2023 FSC-klagomål.docx
+++ b/klagomål/A 23559-2023 FSC-klagomål.docx
@@ -813,7 +813,7 @@
     <w:r>
       <w:tab/>
       <w:tab/>
-      <w:t>2026-05-16</w:t>
+      <w:t>2026-05-17</w:t>
       <w:br/>
       <w:br/>
     </w:r>

--- a/klagomål/A 23559-2023 FSC-klagomål.docx
+++ b/klagomål/A 23559-2023 FSC-klagomål.docx
@@ -813,7 +813,7 @@
     <w:r>
       <w:tab/>
       <w:tab/>
-      <w:t>2026-05-17</w:t>
+      <w:t>2026-05-18</w:t>
       <w:br/>
       <w:br/>
     </w:r>

--- a/klagomål/A 23559-2023 FSC-klagomål.docx
+++ b/klagomål/A 23559-2023 FSC-klagomål.docx
@@ -813,7 +813,7 @@
     <w:r>
       <w:tab/>
       <w:tab/>
-      <w:t>2026-05-18</w:t>
+      <w:t>2026-05-19</w:t>
       <w:br/>
       <w:br/>
     </w:r>

--- a/klagomål/A 23559-2023 FSC-klagomål.docx
+++ b/klagomål/A 23559-2023 FSC-klagomål.docx
@@ -813,7 +813,7 @@
     <w:r>
       <w:tab/>
       <w:tab/>
-      <w:t>2026-05-19</w:t>
+      <w:t>2026-05-20</w:t>
       <w:br/>
       <w:br/>
     </w:r>

--- a/klagomål/A 23559-2023 FSC-klagomål.docx
+++ b/klagomål/A 23559-2023 FSC-klagomål.docx
@@ -813,7 +813,7 @@
     <w:r>
       <w:tab/>
       <w:tab/>
-      <w:t>2026-05-20</w:t>
+      <w:t>2026-05-21</w:t>
       <w:br/>
       <w:br/>
     </w:r>

--- a/klagomål/A 23559-2023 FSC-klagomål.docx
+++ b/klagomål/A 23559-2023 FSC-klagomål.docx
@@ -813,7 +813,7 @@
     <w:r>
       <w:tab/>
       <w:tab/>
-      <w:t>2026-05-21</w:t>
+      <w:t>2026-05-22</w:t>
       <w:br/>
       <w:br/>
     </w:r>

--- a/klagomål/A 23559-2023 FSC-klagomål.docx
+++ b/klagomål/A 23559-2023 FSC-klagomål.docx
@@ -813,7 +813,7 @@
     <w:r>
       <w:tab/>
       <w:tab/>
-      <w:t>2026-05-22</w:t>
+      <w:t>2026-05-23</w:t>
       <w:br/>
       <w:br/>
     </w:r>

--- a/klagomål/A 23559-2023 FSC-klagomål.docx
+++ b/klagomål/A 23559-2023 FSC-klagomål.docx
@@ -813,7 +813,7 @@
     <w:r>
       <w:tab/>
       <w:tab/>
-      <w:t>2026-05-23</w:t>
+      <w:t>2026-05-24</w:t>
       <w:br/>
       <w:br/>
     </w:r>

--- a/klagomål/A 23559-2023 FSC-klagomål.docx
+++ b/klagomål/A 23559-2023 FSC-klagomål.docx
@@ -813,7 +813,7 @@
     <w:r>
       <w:tab/>
       <w:tab/>
-      <w:t>2026-05-24</w:t>
+      <w:t>2026-05-25</w:t>
       <w:br/>
       <w:br/>
     </w:r>

--- a/klagomål/A 23559-2023 FSC-klagomål.docx
+++ b/klagomål/A 23559-2023 FSC-klagomål.docx
@@ -813,7 +813,7 @@
     <w:r>
       <w:tab/>
       <w:tab/>
-      <w:t>2026-05-25</w:t>
+      <w:t>2026-05-26</w:t>
       <w:br/>
       <w:br/>
     </w:r>

--- a/klagomål/A 23559-2023 FSC-klagomål.docx
+++ b/klagomål/A 23559-2023 FSC-klagomål.docx
@@ -813,7 +813,7 @@
     <w:r>
       <w:tab/>
       <w:tab/>
-      <w:t>2026-05-26</w:t>
+      <w:t>2026-05-27</w:t>
       <w:br/>
       <w:br/>
     </w:r>

--- a/klagomål/A 23559-2023 FSC-klagomål.docx
+++ b/klagomål/A 23559-2023 FSC-klagomål.docx
@@ -813,7 +813,7 @@
     <w:r>
       <w:tab/>
       <w:tab/>
-      <w:t>2026-05-27</w:t>
+      <w:t>2026-05-28</w:t>
       <w:br/>
       <w:br/>
     </w:r>

--- a/klagomål/A 23559-2023 FSC-klagomål.docx
+++ b/klagomål/A 23559-2023 FSC-klagomål.docx
@@ -813,7 +813,7 @@
     <w:r>
       <w:tab/>
       <w:tab/>
-      <w:t>2026-05-28</w:t>
+      <w:t>2026-05-29</w:t>
       <w:br/>
       <w:br/>
     </w:r>

--- a/klagomål/A 23559-2023 FSC-klagomål.docx
+++ b/klagomål/A 23559-2023 FSC-klagomål.docx
@@ -813,7 +813,7 @@
     <w:r>
       <w:tab/>
       <w:tab/>
-      <w:t>2026-05-29</w:t>
+      <w:t>2026-05-30</w:t>
       <w:br/>
       <w:br/>
     </w:r>

--- a/klagomål/A 23559-2023 FSC-klagomål.docx
+++ b/klagomål/A 23559-2023 FSC-klagomål.docx
@@ -813,7 +813,7 @@
     <w:r>
       <w:tab/>
       <w:tab/>
-      <w:t>2026-05-30</w:t>
+      <w:t>2026-05-31</w:t>
       <w:br/>
       <w:br/>
     </w:r>

--- a/klagomål/A 23559-2023 FSC-klagomål.docx
+++ b/klagomål/A 23559-2023 FSC-klagomål.docx
@@ -813,7 +813,7 @@
     <w:r>
       <w:tab/>
       <w:tab/>
-      <w:t>2026-05-31</w:t>
+      <w:t>2026-06-01</w:t>
       <w:br/>
       <w:br/>
     </w:r>

--- a/klagomål/A 23559-2023 FSC-klagomål.docx
+++ b/klagomål/A 23559-2023 FSC-klagomål.docx
@@ -813,7 +813,7 @@
     <w:r>
       <w:tab/>
       <w:tab/>
-      <w:t>2026-06-01</w:t>
+      <w:t>2026-06-02</w:t>
       <w:br/>
       <w:br/>
     </w:r>

--- a/klagomål/A 23559-2023 FSC-klagomål.docx
+++ b/klagomål/A 23559-2023 FSC-klagomål.docx
@@ -813,7 +813,7 @@
     <w:r>
       <w:tab/>
       <w:tab/>
-      <w:t>2026-06-02</w:t>
+      <w:t>2026-06-03</w:t>
       <w:br/>
       <w:br/>
     </w:r>

--- a/klagomål/A 23559-2023 FSC-klagomål.docx
+++ b/klagomål/A 23559-2023 FSC-klagomål.docx
@@ -813,7 +813,7 @@
     <w:r>
       <w:tab/>
       <w:tab/>
-      <w:t>2026-06-03</w:t>
+      <w:t>2026-06-04</w:t>
       <w:br/>
       <w:br/>
     </w:r>

--- a/klagomål/A 23559-2023 FSC-klagomål.docx
+++ b/klagomål/A 23559-2023 FSC-klagomål.docx
@@ -813,7 +813,7 @@
     <w:r>
       <w:tab/>
       <w:tab/>
-      <w:t>2026-06-04</w:t>
+      <w:t>2026-06-05</w:t>
       <w:br/>
       <w:br/>
     </w:r>

--- a/klagomål/A 23559-2023 FSC-klagomål.docx
+++ b/klagomål/A 23559-2023 FSC-klagomål.docx
@@ -813,7 +813,7 @@
     <w:r>
       <w:tab/>
       <w:tab/>
-      <w:t>2026-06-05</w:t>
+      <w:t>2026-06-06</w:t>
       <w:br/>
       <w:br/>
     </w:r>

--- a/klagomål/A 23559-2023 FSC-klagomål.docx
+++ b/klagomål/A 23559-2023 FSC-klagomål.docx
@@ -813,7 +813,7 @@
     <w:r>
       <w:tab/>
       <w:tab/>
-      <w:t>2026-06-06</w:t>
+      <w:t>2026-06-07</w:t>
       <w:br/>
       <w:br/>
     </w:r>

--- a/klagomål/A 23559-2023 FSC-klagomål.docx
+++ b/klagomål/A 23559-2023 FSC-klagomål.docx
@@ -813,7 +813,7 @@
     <w:r>
       <w:tab/>
       <w:tab/>
-      <w:t>2026-06-07</w:t>
+      <w:t>2026-06-08</w:t>
       <w:br/>
       <w:br/>
     </w:r>

--- a/klagomål/A 23559-2023 FSC-klagomål.docx
+++ b/klagomål/A 23559-2023 FSC-klagomål.docx
@@ -813,7 +813,7 @@
     <w:r>
       <w:tab/>
       <w:tab/>
-      <w:t>2026-06-08</w:t>
+      <w:t>2026-06-09</w:t>
       <w:br/>
       <w:br/>
     </w:r>

--- a/klagomål/A 23559-2023 FSC-klagomål.docx
+++ b/klagomål/A 23559-2023 FSC-klagomål.docx
@@ -813,7 +813,7 @@
     <w:r>
       <w:tab/>
       <w:tab/>
-      <w:t>2026-06-09</w:t>
+      <w:t>2026-06-10</w:t>
       <w:br/>
       <w:br/>
     </w:r>

--- a/klagomål/A 23559-2023 FSC-klagomål.docx
+++ b/klagomål/A 23559-2023 FSC-klagomål.docx
@@ -813,7 +813,7 @@
     <w:r>
       <w:tab/>
       <w:tab/>
-      <w:t>2026-06-10</w:t>
+      <w:t>2026-06-11</w:t>
       <w:br/>
       <w:br/>
     </w:r>

--- a/klagomål/A 23559-2023 FSC-klagomål.docx
+++ b/klagomål/A 23559-2023 FSC-klagomål.docx
@@ -813,7 +813,7 @@
     <w:r>
       <w:tab/>
       <w:tab/>
-      <w:t>2026-06-11</w:t>
+      <w:t>2026-06-12</w:t>
       <w:br/>
       <w:br/>
     </w:r>

--- a/klagomål/A 23559-2023 FSC-klagomål.docx
+++ b/klagomål/A 23559-2023 FSC-klagomål.docx
@@ -813,7 +813,7 @@
     <w:r>
       <w:tab/>
       <w:tab/>
-      <w:t>2026-06-12</w:t>
+      <w:t>2026-06-13</w:t>
       <w:br/>
       <w:br/>
     </w:r>

--- a/klagomål/A 23559-2023 FSC-klagomål.docx
+++ b/klagomål/A 23559-2023 FSC-klagomål.docx
@@ -813,7 +813,7 @@
     <w:r>
       <w:tab/>
       <w:tab/>
-      <w:t>2026-06-13</w:t>
+      <w:t>2026-06-14</w:t>
       <w:br/>
       <w:br/>
     </w:r>

--- a/klagomål/A 23559-2023 FSC-klagomål.docx
+++ b/klagomål/A 23559-2023 FSC-klagomål.docx
@@ -813,7 +813,7 @@
     <w:r>
       <w:tab/>
       <w:tab/>
-      <w:t>2026-06-14</w:t>
+      <w:t>2026-06-15</w:t>
       <w:br/>
       <w:br/>
     </w:r>

--- a/klagomål/A 23559-2023 FSC-klagomål.docx
+++ b/klagomål/A 23559-2023 FSC-klagomål.docx
@@ -813,7 +813,7 @@
     <w:r>
       <w:tab/>
       <w:tab/>
-      <w:t>2026-06-15</w:t>
+      <w:t>2026-06-16</w:t>
       <w:br/>
       <w:br/>
     </w:r>

--- a/klagomål/A 23559-2023 FSC-klagomål.docx
+++ b/klagomål/A 23559-2023 FSC-klagomål.docx
@@ -813,7 +813,7 @@
     <w:r>
       <w:tab/>
       <w:tab/>
-      <w:t>2026-06-16</w:t>
+      <w:t>2026-06-17</w:t>
       <w:br/>
       <w:br/>
     </w:r>

--- a/klagomål/A 23559-2023 FSC-klagomål.docx
+++ b/klagomål/A 23559-2023 FSC-klagomål.docx
@@ -1,6 +1,6 @@
 
 <file path=word/document.xml><?xml version="1.0" encoding="utf-8"?>
-<w:document xmlns:wpc="http://schemas.microsoft.com/office/word/2010/wordprocessingCanvas" xmlns:cx="http://schemas.microsoft.com/office/drawing/2014/chartex" xmlns:cx1="http://schemas.microsoft.com/office/drawing/2015/9/8/chartex" xmlns:cx2="http://schemas.microsoft.com/office/drawing/2015/10/21/chartex" xmlns:cx3="http://schemas.microsoft.com/office/drawing/2016/5/9/chartex" xmlns:cx4="http://schemas.microsoft.com/office/drawing/2016/5/10/chartex" xmlns:cx5="http://schemas.microsoft.com/office/drawing/2016/5/11/chartex" xmlns:cx6="http://schemas.microsoft.com/office/drawing/2016/5/12/chartex" xmlns:cx7="http://schemas.microsoft.com/office/drawing/2016/5/13/chartex" xmlns:cx8="http://schemas.microsoft.com/office/drawing/2016/5/14/chartex" xmlns:mc="http://schemas.openxmlformats.org/markup-compatibility/2006" xmlns:aink="http://schemas.microsoft.com/office/drawing/2016/ink" xmlns:am3d="http://schemas.microsoft.com/office/drawing/2017/model3d" xmlns:o="urn:schemas-microsoft-com:office:office" xmlns:oel="http://schemas.microsoft.com/office/2019/extlst" xmlns:r="http://schemas.openxmlformats.org/officeDocument/2006/relationships" xmlns:m="http://schemas.openxmlformats.org/officeDocument/2006/math" xmlns:v="urn:schemas-microsoft-com:vml" xmlns:wp14="http://schemas.microsoft.com/office/word/2010/wordprocessingDrawing" xmlns:wp="http://schemas.openxmlformats.org/drawingml/2006/wordprocessingDrawing" xmlns:w10="urn:schemas-microsoft-com:office:word" xmlns:w="http://schemas.openxmlformats.org/wordprocessingml/2006/main" xmlns:w14="http://schemas.microsoft.com/office/word/2010/wordml" xmlns:w15="http://schemas.microsoft.com/office/word/2012/wordml" xmlns:w16cex="http://schemas.microsoft.com/office/word/2018/wordml/cex" xmlns:w16cid="http://schemas.microsoft.com/office/word/2016/wordml/cid" xmlns:w16="http://schemas.microsoft.com/office/word/2018/wordml" xmlns:w16sdtdh="http://schemas.microsoft.com/office/word/2020/wordml/sdtdatahash" xmlns:w16se="http://schemas.microsoft.com/office/word/2015/wordml/symex" xmlns:wpg="http://schemas.microsoft.com/office/word/2010/wordprocessingGroup" xmlns:wpi="http://schemas.microsoft.com/office/word/2010/wordprocessingInk" xmlns:wne="http://schemas.microsoft.com/office/word/2006/wordml" xmlns:wps="http://schemas.microsoft.com/office/word/2010/wordprocessingShape" mc:Ignorable="w14 w15 w16se w16cid w16 w16cex w16sdtdh wp14">
+<w:document xmlns:wpc="http://schemas.microsoft.com/office/word/2010/wordprocessingCanvas" xmlns:cx="http://schemas.microsoft.com/office/drawing/2014/chartex" xmlns:cx1="http://schemas.microsoft.com/office/drawing/2015/9/8/chartex" xmlns:cx2="http://schemas.microsoft.com/office/drawing/2015/10/21/chartex" xmlns:cx3="http://schemas.microsoft.com/office/drawing/2016/5/9/chartex" xmlns:cx4="http://schemas.microsoft.com/office/drawing/2016/5/10/chartex" xmlns:cx5="http://schemas.microsoft.com/office/drawing/2016/5/11/chartex" xmlns:cx6="http://schemas.microsoft.com/office/drawing/2016/5/12/chartex" xmlns:cx7="http://schemas.microsoft.com/office/drawing/2016/5/13/chartex" xmlns:cx8="http://schemas.microsoft.com/office/drawing/2016/5/14/chartex" xmlns:mc="http://schemas.openxmlformats.org/markup-compatibility/2006" xmlns:aink="http://schemas.microsoft.com/office/drawing/2016/ink" xmlns:am3d="http://schemas.microsoft.com/office/drawing/2017/model3d" xmlns:o="urn:schemas-microsoft-com:office:office" xmlns:oel="http://schemas.microsoft.com/office/2019/extlst" xmlns:r="http://schemas.openxmlformats.org/officeDocument/2006/relationships" xmlns:m="http://schemas.openxmlformats.org/officeDocument/2006/math" xmlns:v="urn:schemas-microsoft-com:vml" xmlns:wp14="http://schemas.microsoft.com/office/word/2010/wordprocessingDrawing" xmlns:wp="http://schemas.openxmlformats.org/drawingml/2006/wordprocessingDrawing" xmlns:w10="urn:schemas-microsoft-com:office:word" xmlns:w="http://schemas.openxmlformats.org/wordprocessingml/2006/main" xmlns:w14="http://schemas.microsoft.com/office/word/2010/wordml" xmlns:w15="http://schemas.microsoft.com/office/word/2012/wordml" xmlns:w16cex="http://schemas.microsoft.com/office/word/2018/wordml/cex" xmlns:w16cid="http://schemas.microsoft.com/office/word/2016/wordml/cid" xmlns:w16="http://schemas.microsoft.com/office/word/2018/wordml" xmlns:w16du="http://schemas.microsoft.com/office/word/2023/wordml/word16du" xmlns:w16sdtdh="http://schemas.microsoft.com/office/word/2020/wordml/sdtdatahash" xmlns:w16sdtfl="http://schemas.microsoft.com/office/word/2024/wordml/sdtformatlock" xmlns:w16se="http://schemas.microsoft.com/office/word/2015/wordml/symex" xmlns:wpg="http://schemas.microsoft.com/office/word/2010/wordprocessingGroup" xmlns:wpi="http://schemas.microsoft.com/office/word/2010/wordprocessingInk" xmlns:wne="http://schemas.microsoft.com/office/word/2006/wordml" xmlns:wps="http://schemas.microsoft.com/office/word/2010/wordprocessingShape" mc:Ignorable="w14 w15 w16se w16cid w16 w16cex w16sdtdh w16sdtfl w16du wp14">
   <w:body>
     <w:p>
       <w:r>
@@ -168,12 +168,12 @@
     </w:p>
     <w:p>
       <w:r>
-        <w:t>Detta dokument behandlar höga naturvärden i avverkningsanmälan A 23559-2023 i Lilla Edets kommun. Denna avverkningsanmälan inkom 2023-05-26 00:00:00 och omfattar 1,7 ha.</w:t>
+        <w:t>Detta dokument behandlar höga naturvärden i avverkningsanmälan A 23559-2023 i Lilla Edets kommun som inkom 2023-05-26 och omfattar 1,7 ha.</w:t>
       </w:r>
     </w:p>
     <w:p>
       <w:r>
-        <w:t>Nedan presenteras fynd av naturvårdsarter och fridlysta arter som gjorts i det avverkningsanmälda området, samt relevanta utdrag ur standarderna för FSC, Chain of Custody, Controlled Wood och PEFC. I BILAGA 1 finns artfakta om fridlysta arter.</w:t>
+        <w:t>Nedan presenteras fynd av naturvårdsarter och fridlysta arter som gjorts i det avverkningsanmälda området, samt relevanta utdrag ur standarderna för FSC, Chain of Custody, Controlled Wood och PEFC. I BILAGA 1 finns artfakta om fridlysta och rödlistade arter.</w:t>
       </w:r>
     </w:p>
     <w:p>
@@ -191,12 +191,15 @@
     </w:p>
     <w:p>
       <w:r>
-        <w:t>I avverkningsanmälan har följande 2 naturvårdsarter hittats: spillkråka (NT, §4) och revlummer (§9). Av dessa är 1 rödlistade. För rödlistade arter har rödlistekategorin angivits inom parentes. För fridlysta arter anges även paragrafen i Artskyddsförordningen som arten är fridlyst enligt.</w:t>
+        <w:t>I och inom 24 meter från avverkningsanmälan har följande 3 naturvårdsarter hittats: flodpärlmussla (EN), spillkråka (T, §4) och revlummer (§9). Av dessa är 1 rödlistade. För rödlistade arter har rödlistekategorin angivits inom parentes. Typiska arter inom Natura 2000 som är kopplade till skogsekosystem har markerats med (T). För fridlysta arter anges även paragrafen i Artskyddsförordningen som arten är fridlyst enligt.</w:t>
       </w:r>
     </w:p>
     <w:p>
       <w:r>
-        <w:t>De påträffade naturvårdsarterna är ett tydligt kvitto på att detta rör sig om en skog med höga naturvärden. I Figur 1 visas en karta över det avverkningsanmälda området, där samtliga fyndplatser för naturvårdsarter som finns registrerade på Artportalen har markerats.</w:t>
+        <w:t>De påträffade naturvårdsarterna är ett tydligt kvitto på att det rör sig om en skog med höga naturvärden.</w:t>
+      </w:r>
+      <w:r>
+        <w:t xml:space="preserve"> I Figur 1 visas fyndplatser för naturvårdsarter i området, som finns registrerade på Artportalen.</w:t>
       </w:r>
     </w:p>
     <w:p>
@@ -206,7 +209,7 @@
       <w:r>
         <w:drawing>
           <wp:inline xmlns:a="http://schemas.openxmlformats.org/drawingml/2006/main" xmlns:pic="http://schemas.openxmlformats.org/drawingml/2006/picture">
-            <wp:extent cx="5486400" cy="4919318"/>
+            <wp:extent cx="5486400" cy="4838007"/>
             <wp:docPr id="1" name="Picture 1"/>
             <wp:cNvGraphicFramePr>
               <a:graphicFrameLocks noChangeAspect="1"/>
@@ -227,7 +230,7 @@
                   <pic:spPr>
                     <a:xfrm>
                       <a:off x="0" y="0"/>
-                      <a:ext cx="5486400" cy="4919318"/>
+                      <a:ext cx="5486400" cy="4838007"/>
                     </a:xfrm>
                     <a:prstGeom prst="rect"/>
                   </pic:spPr>
@@ -241,14 +244,15 @@
     <w:p>
       <w:pPr>
         <w:pStyle w:val="Caption"/>
+        <w:spacing w:after="240"/>
       </w:pPr>
       <w:r>
-        <w:t>Figur 1. Fyndplatser för naturvårdsarter i det avverkningsanmälda området (röd linje). Markörer utan svart kant är placerade på fyndplatsen. Markörer med svart kant är placerade vid sidan av fyndplatsen och har ett svart streck som visar fyndplatsens exakta position. Kartans mittpunktskoordinat är N 6453653, E 327405 i SWEREF 99 TM.</w:t>
+        <w:t>Figur 1. Fyndplatser för naturvårdsarter i och inom 24 meter från avverkningsanmälan (röd linje). Markörer utan svart kant är placerade på fyndplatsen. Markörer med svart kant är placerade vid sidan av fyndplatsen och har ett svart streck som visar fyndplatsens exakta position. Kartans mittpunktskoordinat är N 6453653, E 327405 i SWEREF 99 TM.</w:t>
       </w:r>
     </w:p>
     <w:p>
       <w:pPr>
-        <w:pStyle w:val="Heading1"/>
+        <w:pStyle w:val="Heading2"/>
       </w:pPr>
       <w:r>
         <w:t>Fridlysta arter</w:t>
@@ -256,7 +260,7 @@
     </w:p>
     <w:p>
       <w:r>
-        <w:t>Följande fridlysta arter har sina livsmiljöer och växtplatser i den avverkningsanmälda skogen: spillkråka (NT, §4) och revlummer (§9).</w:t>
+        <w:t>Följande fridlysta arter har sina livsmiljöer och växtplatser i den avverkningsanmälda skogen: spillkråka (T, §4) och revlummer (§9).</w:t>
       </w:r>
     </w:p>
     <w:p>
@@ -305,6 +309,40 @@
     <w:p>
       <w:r>
         <w:t>I BILAGA 1 finns mer detaljerad information om ekologi samt krav på livsmiljö hos fridlysta arter.</w:t>
+      </w:r>
+    </w:p>
+    <w:p>
+      <w:pPr>
+        <w:pStyle w:val="Heading2"/>
+      </w:pPr>
+      <w:r>
+        <w:t>Övriga naturvårdsarter</w:t>
+      </w:r>
+    </w:p>
+    <w:p>
+      <w:r>
+        <w:rPr>
+          <w:b/>
+        </w:rPr>
+        <w:t>Flodpärlmussla (EN, §4a)</w:t>
+      </w:r>
+      <w:r>
+        <w:t xml:space="preserve"> är rödlistad som starkt hotad och fridlyst enligt § 4a artskyddsförordningen. Den är även globalt rödlistad och i Europa som akut hotad (CR) vilket innebär att Sverige har ett internationellt ansvar för arten. Flodpärlmussla omfattas av åtgärdsprogram för hotade arter samt av bilaga 2 och 5 EU:s art- och habitatdirektiv där dess bevarandestatus är bedömd som dålig med fortsatt negativ trend.</w:t>
+      </w:r>
+    </w:p>
+    <w:p>
+      <w:r>
+        <w:t>Arten har under de senaste 3 generationerna (=100 år), minskat med mer än 50 (49-65) % i hela landet och den är helt försvunnen från ca 1/3 av de vattendrag den fanns i under början av 1900-talet. Minskningstakten överstiger gränsvärdet för Starkt hotad (EN) enligt A-kriteriet. (A2bce) (SLU Artdatabanken, 2024; IUCN, 2024).</w:t>
+      </w:r>
+    </w:p>
+    <w:p>
+      <w:r>
+        <w:t>Skogsbruk intill och i närheten av vattendrag med förekomst av flodpärlmussla utgör ett direkt hot mot arten. Avverkning, markberedning och dikning leder till att vattenkvaliteten försämras, bottnar slammar igen, urlakning av kvicksilver samt att hydrologin förändras. De små musslorna ligger nedgrävda i substratet i upp till 8 år och är därför mycket känsliga mot alla åtgärder som leder till grumling och den påföljande igenslamningen. Vegetationsbeklädda kantzoner längs med vattendragen fungerar som erosionsskydd och filter samt är en viktig källa för skydd och föda i mindre vattendrag. Avverkning av trädridåer kan även leda till ändrade in- och utstrålningsförhållanden vilket i sin tur leder till ändrade temperaturförhållanden. Detta ger en direkt negativ inverkan på såväl värdfiskbestånden som på musslorna. Lokaler med flodpärlmussla skadas ofta vid vägbyggnation och körning med maskiner i vattendrag (SLU Artdatabanken, 2024).</w:t>
+      </w:r>
+    </w:p>
+    <w:p>
+      <w:r>
+        <w:t>Studier utförda i Finland visar att intill små vattendrag räcker det inte med en 30 meter bred skyddszon för att skydda dess mikroklimat (Lind, L. et al; SLU FaktaSkog nr 5, 2020). Vid tillämpning av försiktighetsprincipen enligt 2 kap. 3 § miljöbalken bör sålunda minst 50 meters buffertzon lämnas intill mindre vattendrag och finns det flodpärlmussla (EN, §4a) i ett vattendrag bör skyddszonerna följaktligen vara ännu större.</w:t>
       </w:r>
     </w:p>
     <w:p>
@@ -413,7 +451,7 @@
         <w:rPr>
           <w:i/>
         </w:rPr>
-        <w:t>I det avverkningsanmälda skogsområdet har 2 naturvårdsarter varav 1 rödlistade arter sina livsmiljöer och växtplatser.</w:t>
+        <w:t>I det avverkningsanmälda skogsområdet har 3 naturvårdsarter varav 1 rödlistade arter sina livsmiljöer och växtplatser.</w:t>
       </w:r>
     </w:p>
     <w:p>
@@ -610,7 +648,111 @@
         <w:pStyle w:val="Title"/>
       </w:pPr>
       <w:r>
-        <w:t>BILAGA 1 – Fridlysta arter</w:t>
+        <w:t>BILAGA 1 –</w:t>
+        <w:br/>
+        <w:t>Fridlysta och rödlistade arter</w:t>
+      </w:r>
+    </w:p>
+    <w:p>
+      <w:pPr>
+        <w:pStyle w:val="Heading1"/>
+      </w:pPr>
+      <w:r>
+        <w:t>Flodpärlmussla – ekologi samt krav på livsmiljön</w:t>
+      </w:r>
+    </w:p>
+    <w:p>
+      <w:r>
+        <w:t>Flodpärlmussla (EN, §4a) är rödlistad som starkt hotad och fridlyst enligt § 4a artskyddsförordningen. Den är även globalt rödlistad och i Europa som akut hotad (CR) vilket innebär att Sverige har ett internationellt ansvar för arten. Flodpärlmussla omfattas av åtgärdsprogram för hotade arter samt av bilaga 2 och 5 EU:s art- och habitatdirektiv där dess bevarandestatus är bedömd som dålig med fortsatt negativ trend. Arten har under de senaste 3 generationerna (=100 år), minskat med mer än 50 (49–65) % i hela landet och den är helt försvunnen från ca 1/3 av de vattendrag den fanns i under början av 1900-talet. Minskningstakten överstiger gränsvärdet för Starkt hotad (EN) enligt A-kriteriet. (A2bce) (SLU Artdatabanken, 2024; IUCN, 2024).</w:t>
+      </w:r>
+    </w:p>
+    <w:p>
+      <w:r>
+        <w:t>Flodpärlmusslan är knuten till strömmande vattendrag med grus- och stenbottnar, mera sällsynt kan man hitta den i partier med sandbotten. För att föryngringen ska fungera krävs reproducerande bestånd av lax eller öring, ett permanent vattenflöde, relativt hög vattenhastighet och klart, syrgasrikt, näringsfattigt vatten med stabila pH-förhållanden. Arten förekommer i vatten av vida skild storlek, från stora älvar till knappt meterbreda skogsbäckar (SLU Artdatabanken, 2024).</w:t>
+      </w:r>
+    </w:p>
+    <w:p>
+      <w:r>
+        <w:t>Länsstyrelserna i 15 av 16 län med aktuella förekomster av flodpärlmussla bedömer att skogsbruk är det största hotet mot musslorna (Söderberg m.fl. 2008). Futter m.fl. (2016) rangordnar sedimentation (igenslamning) och kvicksilver som de allvarligaste miljöproblemen som skogsbruket orsakar idag. Till detta kan läggas bristfälliga kantzoner (skyddszoner) längs vattendrag. Det finns många ekologiska samband mellan ett vattendrag och dess kantzon. Detta innebär att avverkning eller andra större ingrepp i kantzonen leder till en påtaglig förändring av vattendragens ekologi (t.ex. Bergquist 1999, Nyberg och Eriksson 2001). Skogsstyrelsen (Henrikson 2007) har lanserat begreppet ”ekologiskt funktionella kantzoner”. Detta innebär att kantzoner som beskuggar, fungerar som filter för näringsämnen och partiklar och tillför föda i form av löv och tillför död ved. Avverkning av kantzoner påverkar både flodpärlmusslan och öringen (t.ex. Österling och Högberg 2014), till exempel stiger ofta vattentemperaturen på grund av minskad beskuggning, vilket främst drabbar öringen (Havs- och vattenmyndigheten, 2020).</w:t>
+      </w:r>
+    </w:p>
+    <w:p>
+      <w:r>
+        <w:t>Skogs- och jordbruk utan tillräcklig hänsyn orsakar skada genom avverkningar, markberedning, dikning samt genom användning av gödnings- och bekämpningsmedel i tillrinningsområdena. Effekten blir att vattenkvaliteten försämras, bottnarna slammar igen samt att hydrologin förändras. De små musslorna ligger nedgrävda i substratet i upp till 8 år och är därför mycket känsliga mot alla åtgärder som leder till grumling och påföljande igenslamning. Vegetationsbeklädda kantzoner längs med vattendragen fungerar som erosionsskydd och filter samt är en viktig källa för skydd och föda i mindre vattendrag. Avverkning av trädridåer kan även leda till ändrade in- och utstrålningsförhållanden vilket i sin tur leder till ändrade temperaturförhållanden. Detta ger en direkt negativ inverkan på såväl värdfiskbestånden som på musslorna. Lokaler med flodpärlmussla skadas ofta vid vägbyggnation och körning med maskiner i vattendrag (SLU Artdatabanken, 2024).</w:t>
+      </w:r>
+    </w:p>
+    <w:p>
+      <w:r>
+        <w:t>Studier utförda i Finland visar att även om strandskog runt små vattendrag bara delvis avverkas, så är inte ens en 30 meter bred skyddszon tillräcklig för att skydda dess mikroklimat (Lind, L. et al; SLU FaktaSkog nr 5, 2020). Vid tillämpning av försiktighetsprincipen enligt 2 kap. 3 § miljöbalken bör sålunda minst 50 meter buffertzon lämnas intill mindre vattendrag och finns det flodpärlmussla i ett vattendrag bör skyddszonerna följaktligen vara ännu större.</w:t>
+      </w:r>
+    </w:p>
+    <w:p>
+      <w:r>
+        <w:t>Alla bestånd av flodpärlmussla med fungerande föryngring bör ges ett fullgott och långsiktigt skydd. Skyddet ska syfta till att ta bort hela hotbilden mot arten och dess livsmiljö. Åtgärderna bör därför omfatta såväl bevarande av de enskilda lokalerna som hänsyn inom tillrinningsområdet uppströms. Inrättande av naturreservat är den långsiktigt bästa lösningen i många fall. Alla bestånd med föryngring bör klassificeras som områden av riksintresse för vetenskaplig naturvård (enligt naturresurslagen). Även lokaler med medelgoda eller goda bestånd där möjligheter till förökning torde kunna återskapas genom biotop- eller vattenvårdande åtgärder bör komma ifråga för skydd. Allmänt gäller att "god musselvård är god öringvård". På de enskilda mussellokalerna, och i tillrinningsområdena uppströms, kan bl.a. följande åtgärder och hänsyn vara aktuella: hänsyn inom skogsbruket vad gäller avverkade arealers storlek och läge; restriktioner vad gäller dikning, gödsling och användande av bekämpningsmedel; förstärkta krav på kantzoner längs vattendragen; extra försiktighet när det gäller körning och drivning i anslutning till musselförande vatten (SLU Artdatabanken, 2024).</w:t>
+      </w:r>
+    </w:p>
+    <w:p>
+      <w:pPr>
+        <w:pStyle w:val="Heading2"/>
+      </w:pPr>
+      <w:r>
+        <w:t>Referenser – flodpärlmussla</w:t>
+      </w:r>
+    </w:p>
+    <w:p>
+      <w:r>
+        <w:t xml:space="preserve">Havs- och vattenmyndigheten, 2020. </w:t>
+      </w:r>
+      <w:r>
+        <w:rPr>
+          <w:i/>
+        </w:rPr>
+        <w:t xml:space="preserve">Åtgärdsprogram för flodpärlmussla. </w:t>
+      </w:r>
+      <w:r>
+        <w:t>Rapport: 2020:19</w:t>
+      </w:r>
+    </w:p>
+    <w:p>
+      <w:r>
+        <w:t xml:space="preserve">IUCN, 2024. </w:t>
+      </w:r>
+      <w:r>
+        <w:rPr>
+          <w:i/>
+        </w:rPr>
+        <w:t>Margaritifera margaritifera (Europe assessment)</w:t>
+      </w:r>
+      <w:r>
+        <w:t>. The IUCN Red List of Threatened Species.</w:t>
+      </w:r>
+    </w:p>
+    <w:p>
+      <w:r>
+        <w:t xml:space="preserve">Lind, L. et al., 2020. </w:t>
+      </w:r>
+      <w:r>
+        <w:rPr>
+          <w:i/>
+        </w:rPr>
+        <w:t>Hur hanteras små vattendrag vid skogsavverkning i nordliga områden?</w:t>
+      </w:r>
+      <w:r>
+        <w:t xml:space="preserve"> SLU FaktaSkog nr 5, 2020; https://www.slu.se/globalassets/ew/ew-centrala/forskn/popvet-dok/faktaskog/faktaskog20/faktaskog_05_2020.pdf</w:t>
+      </w:r>
+    </w:p>
+    <w:p>
+      <w:r>
+        <w:t xml:space="preserve">SLU Artdatabanken, 2024. </w:t>
+      </w:r>
+      <w:r>
+        <w:rPr>
+          <w:i/>
+        </w:rPr>
+        <w:t xml:space="preserve">Artfaktablad. Naturvård – artfakta. </w:t>
+      </w:r>
+      <w:r>
+        <w:t>SLU Artdatabanken, Uppsala</w:t>
       </w:r>
     </w:p>
     <w:p>
@@ -703,7 +845,7 @@
 </file>
 
 <file path=word/endnotes.xml><?xml version="1.0" encoding="utf-8"?>
-<w:endnotes xmlns:wpc="http://schemas.microsoft.com/office/word/2010/wordprocessingCanvas" xmlns:cx="http://schemas.microsoft.com/office/drawing/2014/chartex" xmlns:cx1="http://schemas.microsoft.com/office/drawing/2015/9/8/chartex" xmlns:cx2="http://schemas.microsoft.com/office/drawing/2015/10/21/chartex" xmlns:cx3="http://schemas.microsoft.com/office/drawing/2016/5/9/chartex" xmlns:cx4="http://schemas.microsoft.com/office/drawing/2016/5/10/chartex" xmlns:cx5="http://schemas.microsoft.com/office/drawing/2016/5/11/chartex" xmlns:cx6="http://schemas.microsoft.com/office/drawing/2016/5/12/chartex" xmlns:cx7="http://schemas.microsoft.com/office/drawing/2016/5/13/chartex" xmlns:cx8="http://schemas.microsoft.com/office/drawing/2016/5/14/chartex" xmlns:mc="http://schemas.openxmlformats.org/markup-compatibility/2006" xmlns:aink="http://schemas.microsoft.com/office/drawing/2016/ink" xmlns:am3d="http://schemas.microsoft.com/office/drawing/2017/model3d" xmlns:o="urn:schemas-microsoft-com:office:office" xmlns:oel="http://schemas.microsoft.com/office/2019/extlst" xmlns:r="http://schemas.openxmlformats.org/officeDocument/2006/relationships" xmlns:m="http://schemas.openxmlformats.org/officeDocument/2006/math" xmlns:v="urn:schemas-microsoft-com:vml" xmlns:wp14="http://schemas.microsoft.com/office/word/2010/wordprocessingDrawing" xmlns:wp="http://schemas.openxmlformats.org/drawingml/2006/wordprocessingDrawing" xmlns:w10="urn:schemas-microsoft-com:office:word" xmlns:w="http://schemas.openxmlformats.org/wordprocessingml/2006/main" xmlns:w14="http://schemas.microsoft.com/office/word/2010/wordml" xmlns:w15="http://schemas.microsoft.com/office/word/2012/wordml" xmlns:w16cex="http://schemas.microsoft.com/office/word/2018/wordml/cex" xmlns:w16cid="http://schemas.microsoft.com/office/word/2016/wordml/cid" xmlns:w16="http://schemas.microsoft.com/office/word/2018/wordml" xmlns:w16sdtdh="http://schemas.microsoft.com/office/word/2020/wordml/sdtdatahash" xmlns:w16se="http://schemas.microsoft.com/office/word/2015/wordml/symex" xmlns:wpg="http://schemas.microsoft.com/office/word/2010/wordprocessingGroup" xmlns:wpi="http://schemas.microsoft.com/office/word/2010/wordprocessingInk" xmlns:wne="http://schemas.microsoft.com/office/word/2006/wordml" xmlns:wps="http://schemas.microsoft.com/office/word/2010/wordprocessingShape" mc:Ignorable="w14 w15 w16se w16cid w16 w16cex w16sdtdh wp14">
+<w:endnotes xmlns:wpc="http://schemas.microsoft.com/office/word/2010/wordprocessingCanvas" xmlns:cx="http://schemas.microsoft.com/office/drawing/2014/chartex" xmlns:cx1="http://schemas.microsoft.com/office/drawing/2015/9/8/chartex" xmlns:cx2="http://schemas.microsoft.com/office/drawing/2015/10/21/chartex" xmlns:cx3="http://schemas.microsoft.com/office/drawing/2016/5/9/chartex" xmlns:cx4="http://schemas.microsoft.com/office/drawing/2016/5/10/chartex" xmlns:cx5="http://schemas.microsoft.com/office/drawing/2016/5/11/chartex" xmlns:cx6="http://schemas.microsoft.com/office/drawing/2016/5/12/chartex" xmlns:cx7="http://schemas.microsoft.com/office/drawing/2016/5/13/chartex" xmlns:cx8="http://schemas.microsoft.com/office/drawing/2016/5/14/chartex" xmlns:mc="http://schemas.openxmlformats.org/markup-compatibility/2006" xmlns:aink="http://schemas.microsoft.com/office/drawing/2016/ink" xmlns:am3d="http://schemas.microsoft.com/office/drawing/2017/model3d" xmlns:o="urn:schemas-microsoft-com:office:office" xmlns:oel="http://schemas.microsoft.com/office/2019/extlst" xmlns:r="http://schemas.openxmlformats.org/officeDocument/2006/relationships" xmlns:m="http://schemas.openxmlformats.org/officeDocument/2006/math" xmlns:v="urn:schemas-microsoft-com:vml" xmlns:wp14="http://schemas.microsoft.com/office/word/2010/wordprocessingDrawing" xmlns:wp="http://schemas.openxmlformats.org/drawingml/2006/wordprocessingDrawing" xmlns:w10="urn:schemas-microsoft-com:office:word" xmlns:w="http://schemas.openxmlformats.org/wordprocessingml/2006/main" xmlns:w14="http://schemas.microsoft.com/office/word/2010/wordml" xmlns:w15="http://schemas.microsoft.com/office/word/2012/wordml" xmlns:w16cex="http://schemas.microsoft.com/office/word/2018/wordml/cex" xmlns:w16cid="http://schemas.microsoft.com/office/word/2016/wordml/cid" xmlns:w16="http://schemas.microsoft.com/office/word/2018/wordml" xmlns:w16du="http://schemas.microsoft.com/office/word/2023/wordml/word16du" xmlns:w16sdtdh="http://schemas.microsoft.com/office/word/2020/wordml/sdtdatahash" xmlns:w16sdtfl="http://schemas.microsoft.com/office/word/2024/wordml/sdtformatlock" xmlns:w16se="http://schemas.microsoft.com/office/word/2015/wordml/symex" xmlns:wpg="http://schemas.microsoft.com/office/word/2010/wordprocessingGroup" xmlns:wpi="http://schemas.microsoft.com/office/word/2010/wordprocessingInk" xmlns:wne="http://schemas.microsoft.com/office/word/2006/wordml" xmlns:wps="http://schemas.microsoft.com/office/word/2010/wordprocessingShape" mc:Ignorable="w14 w15 w16se w16cid w16 w16cex w16sdtdh w16sdtfl w16du wp14">
   <w:endnote w:type="separator" w:id="-1">
     <w:p>
       <w:pPr>
@@ -728,7 +870,7 @@
 </file>
 
 <file path=word/footer1.xml><?xml version="1.0" encoding="utf-8"?>
-<w:ftr xmlns:wpc="http://schemas.microsoft.com/office/word/2010/wordprocessingCanvas" xmlns:cx="http://schemas.microsoft.com/office/drawing/2014/chartex" xmlns:cx1="http://schemas.microsoft.com/office/drawing/2015/9/8/chartex" xmlns:cx2="http://schemas.microsoft.com/office/drawing/2015/10/21/chartex" xmlns:cx3="http://schemas.microsoft.com/office/drawing/2016/5/9/chartex" xmlns:cx4="http://schemas.microsoft.com/office/drawing/2016/5/10/chartex" xmlns:cx5="http://schemas.microsoft.com/office/drawing/2016/5/11/chartex" xmlns:cx6="http://schemas.microsoft.com/office/drawing/2016/5/12/chartex" xmlns:cx7="http://schemas.microsoft.com/office/drawing/2016/5/13/chartex" xmlns:cx8="http://schemas.microsoft.com/office/drawing/2016/5/14/chartex" xmlns:mc="http://schemas.openxmlformats.org/markup-compatibility/2006" xmlns:aink="http://schemas.microsoft.com/office/drawing/2016/ink" xmlns:am3d="http://schemas.microsoft.com/office/drawing/2017/model3d" xmlns:o="urn:schemas-microsoft-com:office:office" xmlns:oel="http://schemas.microsoft.com/office/2019/extlst" xmlns:r="http://schemas.openxmlformats.org/officeDocument/2006/relationships" xmlns:m="http://schemas.openxmlformats.org/officeDocument/2006/math" xmlns:v="urn:schemas-microsoft-com:vml" xmlns:wp14="http://schemas.microsoft.com/office/word/2010/wordprocessingDrawing" xmlns:wp="http://schemas.openxmlformats.org/drawingml/2006/wordprocessingDrawing" xmlns:w10="urn:schemas-microsoft-com:office:word" xmlns:w="http://schemas.openxmlformats.org/wordprocessingml/2006/main" xmlns:w14="http://schemas.microsoft.com/office/word/2010/wordml" xmlns:w15="http://schemas.microsoft.com/office/word/2012/wordml" xmlns:w16cex="http://schemas.microsoft.com/office/word/2018/wordml/cex" xmlns:w16cid="http://schemas.microsoft.com/office/word/2016/wordml/cid" xmlns:w16="http://schemas.microsoft.com/office/word/2018/wordml" xmlns:w16sdtdh="http://schemas.microsoft.com/office/word/2020/wordml/sdtdatahash" xmlns:w16se="http://schemas.microsoft.com/office/word/2015/wordml/symex" xmlns:wpg="http://schemas.microsoft.com/office/word/2010/wordprocessingGroup" xmlns:wpi="http://schemas.microsoft.com/office/word/2010/wordprocessingInk" xmlns:wne="http://schemas.microsoft.com/office/word/2006/wordml" xmlns:wps="http://schemas.microsoft.com/office/word/2010/wordprocessingShape" mc:Ignorable="w14 w15 w16se w16cid w16 w16cex w16sdtdh wp14">
+<w:ftr xmlns:wpc="http://schemas.microsoft.com/office/word/2010/wordprocessingCanvas" xmlns:cx="http://schemas.microsoft.com/office/drawing/2014/chartex" xmlns:cx1="http://schemas.microsoft.com/office/drawing/2015/9/8/chartex" xmlns:cx2="http://schemas.microsoft.com/office/drawing/2015/10/21/chartex" xmlns:cx3="http://schemas.microsoft.com/office/drawing/2016/5/9/chartex" xmlns:cx4="http://schemas.microsoft.com/office/drawing/2016/5/10/chartex" xmlns:cx5="http://schemas.microsoft.com/office/drawing/2016/5/11/chartex" xmlns:cx6="http://schemas.microsoft.com/office/drawing/2016/5/12/chartex" xmlns:cx7="http://schemas.microsoft.com/office/drawing/2016/5/13/chartex" xmlns:cx8="http://schemas.microsoft.com/office/drawing/2016/5/14/chartex" xmlns:mc="http://schemas.openxmlformats.org/markup-compatibility/2006" xmlns:aink="http://schemas.microsoft.com/office/drawing/2016/ink" xmlns:am3d="http://schemas.microsoft.com/office/drawing/2017/model3d" xmlns:o="urn:schemas-microsoft-com:office:office" xmlns:oel="http://schemas.microsoft.com/office/2019/extlst" xmlns:r="http://schemas.openxmlformats.org/officeDocument/2006/relationships" xmlns:m="http://schemas.openxmlformats.org/officeDocument/2006/math" xmlns:v="urn:schemas-microsoft-com:vml" xmlns:wp14="http://schemas.microsoft.com/office/word/2010/wordprocessingDrawing" xmlns:wp="http://schemas.openxmlformats.org/drawingml/2006/wordprocessingDrawing" xmlns:w10="urn:schemas-microsoft-com:office:word" xmlns:w="http://schemas.openxmlformats.org/wordprocessingml/2006/main" xmlns:w14="http://schemas.microsoft.com/office/word/2010/wordml" xmlns:w15="http://schemas.microsoft.com/office/word/2012/wordml" xmlns:w16cex="http://schemas.microsoft.com/office/word/2018/wordml/cex" xmlns:w16cid="http://schemas.microsoft.com/office/word/2016/wordml/cid" xmlns:w16="http://schemas.microsoft.com/office/word/2018/wordml" xmlns:w16du="http://schemas.microsoft.com/office/word/2023/wordml/word16du" xmlns:w16sdtdh="http://schemas.microsoft.com/office/word/2020/wordml/sdtdatahash" xmlns:w16sdtfl="http://schemas.microsoft.com/office/word/2024/wordml/sdtformatlock" xmlns:w16se="http://schemas.microsoft.com/office/word/2015/wordml/symex" xmlns:wpg="http://schemas.microsoft.com/office/word/2010/wordprocessingGroup" xmlns:wpi="http://schemas.microsoft.com/office/word/2010/wordprocessingInk" xmlns:wne="http://schemas.microsoft.com/office/word/2006/wordml" xmlns:wps="http://schemas.microsoft.com/office/word/2010/wordprocessingShape" mc:Ignorable="w14 w15 w16se w16cid w16 w16cex w16sdtdh w16sdtfl w16du wp14">
   <w:p>
     <w:pPr>
       <w:pStyle w:val="Footer"/>
@@ -738,7 +880,7 @@
 </file>
 
 <file path=word/footer2.xml><?xml version="1.0" encoding="utf-8"?>
-<w:ftr xmlns:wpc="http://schemas.microsoft.com/office/word/2010/wordprocessingCanvas" xmlns:cx="http://schemas.microsoft.com/office/drawing/2014/chartex" xmlns:cx1="http://schemas.microsoft.com/office/drawing/2015/9/8/chartex" xmlns:cx2="http://schemas.microsoft.com/office/drawing/2015/10/21/chartex" xmlns:cx3="http://schemas.microsoft.com/office/drawing/2016/5/9/chartex" xmlns:cx4="http://schemas.microsoft.com/office/drawing/2016/5/10/chartex" xmlns:cx5="http://schemas.microsoft.com/office/drawing/2016/5/11/chartex" xmlns:cx6="http://schemas.microsoft.com/office/drawing/2016/5/12/chartex" xmlns:cx7="http://schemas.microsoft.com/office/drawing/2016/5/13/chartex" xmlns:cx8="http://schemas.microsoft.com/office/drawing/2016/5/14/chartex" xmlns:mc="http://schemas.openxmlformats.org/markup-compatibility/2006" xmlns:aink="http://schemas.microsoft.com/office/drawing/2016/ink" xmlns:am3d="http://schemas.microsoft.com/office/drawing/2017/model3d" xmlns:o="urn:schemas-microsoft-com:office:office" xmlns:oel="http://schemas.microsoft.com/office/2019/extlst" xmlns:r="http://schemas.openxmlformats.org/officeDocument/2006/relationships" xmlns:m="http://schemas.openxmlformats.org/officeDocument/2006/math" xmlns:v="urn:schemas-microsoft-com:vml" xmlns:wp14="http://schemas.microsoft.com/office/word/2010/wordprocessingDrawing" xmlns:wp="http://schemas.openxmlformats.org/drawingml/2006/wordprocessingDrawing" xmlns:w10="urn:schemas-microsoft-com:office:word" xmlns:w="http://schemas.openxmlformats.org/wordprocessingml/2006/main" xmlns:w14="http://schemas.microsoft.com/office/word/2010/wordml" xmlns:w15="http://schemas.microsoft.com/office/word/2012/wordml" xmlns:w16cex="http://schemas.microsoft.com/office/word/2018/wordml/cex" xmlns:w16cid="http://schemas.microsoft.com/office/word/2016/wordml/cid" xmlns:w16="http://schemas.microsoft.com/office/word/2018/wordml" xmlns:w16sdtdh="http://schemas.microsoft.com/office/word/2020/wordml/sdtdatahash" xmlns:w16se="http://schemas.microsoft.com/office/word/2015/wordml/symex" xmlns:wpg="http://schemas.microsoft.com/office/word/2010/wordprocessingGroup" xmlns:wpi="http://schemas.microsoft.com/office/word/2010/wordprocessingInk" xmlns:wne="http://schemas.microsoft.com/office/word/2006/wordml" xmlns:wps="http://schemas.microsoft.com/office/word/2010/wordprocessingShape" mc:Ignorable="w14 w15 w16se w16cid w16 w16cex w16sdtdh wp14">
+<w:ftr xmlns:wpc="http://schemas.microsoft.com/office/word/2010/wordprocessingCanvas" xmlns:cx="http://schemas.microsoft.com/office/drawing/2014/chartex" xmlns:cx1="http://schemas.microsoft.com/office/drawing/2015/9/8/chartex" xmlns:cx2="http://schemas.microsoft.com/office/drawing/2015/10/21/chartex" xmlns:cx3="http://schemas.microsoft.com/office/drawing/2016/5/9/chartex" xmlns:cx4="http://schemas.microsoft.com/office/drawing/2016/5/10/chartex" xmlns:cx5="http://schemas.microsoft.com/office/drawing/2016/5/11/chartex" xmlns:cx6="http://schemas.microsoft.com/office/drawing/2016/5/12/chartex" xmlns:cx7="http://schemas.microsoft.com/office/drawing/2016/5/13/chartex" xmlns:cx8="http://schemas.microsoft.com/office/drawing/2016/5/14/chartex" xmlns:mc="http://schemas.openxmlformats.org/markup-compatibility/2006" xmlns:aink="http://schemas.microsoft.com/office/drawing/2016/ink" xmlns:am3d="http://schemas.microsoft.com/office/drawing/2017/model3d" xmlns:o="urn:schemas-microsoft-com:office:office" xmlns:oel="http://schemas.microsoft.com/office/2019/extlst" xmlns:r="http://schemas.openxmlformats.org/officeDocument/2006/relationships" xmlns:m="http://schemas.openxmlformats.org/officeDocument/2006/math" xmlns:v="urn:schemas-microsoft-com:vml" xmlns:wp14="http://schemas.microsoft.com/office/word/2010/wordprocessingDrawing" xmlns:wp="http://schemas.openxmlformats.org/drawingml/2006/wordprocessingDrawing" xmlns:w10="urn:schemas-microsoft-com:office:word" xmlns:w="http://schemas.openxmlformats.org/wordprocessingml/2006/main" xmlns:w14="http://schemas.microsoft.com/office/word/2010/wordml" xmlns:w15="http://schemas.microsoft.com/office/word/2012/wordml" xmlns:w16cex="http://schemas.microsoft.com/office/word/2018/wordml/cex" xmlns:w16cid="http://schemas.microsoft.com/office/word/2016/wordml/cid" xmlns:w16="http://schemas.microsoft.com/office/word/2018/wordml" xmlns:w16du="http://schemas.microsoft.com/office/word/2023/wordml/word16du" xmlns:w16sdtdh="http://schemas.microsoft.com/office/word/2020/wordml/sdtdatahash" xmlns:w16sdtfl="http://schemas.microsoft.com/office/word/2024/wordml/sdtformatlock" xmlns:w16se="http://schemas.microsoft.com/office/word/2015/wordml/symex" xmlns:wpg="http://schemas.microsoft.com/office/word/2010/wordprocessingGroup" xmlns:wpi="http://schemas.microsoft.com/office/word/2010/wordprocessingInk" xmlns:wne="http://schemas.microsoft.com/office/word/2006/wordml" xmlns:wps="http://schemas.microsoft.com/office/word/2010/wordprocessingShape" mc:Ignorable="w14 w15 w16se w16cid w16 w16cex w16sdtdh w16sdtfl w16du wp14">
   <w:p>
     <w:pPr>
       <w:pStyle w:val="Footer"/>
@@ -748,7 +890,7 @@
 </file>
 
 <file path=word/footer3.xml><?xml version="1.0" encoding="utf-8"?>
-<w:ftr xmlns:wpc="http://schemas.microsoft.com/office/word/2010/wordprocessingCanvas" xmlns:cx="http://schemas.microsoft.com/office/drawing/2014/chartex" xmlns:cx1="http://schemas.microsoft.com/office/drawing/2015/9/8/chartex" xmlns:cx2="http://schemas.microsoft.com/office/drawing/2015/10/21/chartex" xmlns:cx3="http://schemas.microsoft.com/office/drawing/2016/5/9/chartex" xmlns:cx4="http://schemas.microsoft.com/office/drawing/2016/5/10/chartex" xmlns:cx5="http://schemas.microsoft.com/office/drawing/2016/5/11/chartex" xmlns:cx6="http://schemas.microsoft.com/office/drawing/2016/5/12/chartex" xmlns:cx7="http://schemas.microsoft.com/office/drawing/2016/5/13/chartex" xmlns:cx8="http://schemas.microsoft.com/office/drawing/2016/5/14/chartex" xmlns:mc="http://schemas.openxmlformats.org/markup-compatibility/2006" xmlns:aink="http://schemas.microsoft.com/office/drawing/2016/ink" xmlns:am3d="http://schemas.microsoft.com/office/drawing/2017/model3d" xmlns:o="urn:schemas-microsoft-com:office:office" xmlns:oel="http://schemas.microsoft.com/office/2019/extlst" xmlns:r="http://schemas.openxmlformats.org/officeDocument/2006/relationships" xmlns:m="http://schemas.openxmlformats.org/officeDocument/2006/math" xmlns:v="urn:schemas-microsoft-com:vml" xmlns:wp14="http://schemas.microsoft.com/office/word/2010/wordprocessingDrawing" xmlns:wp="http://schemas.openxmlformats.org/drawingml/2006/wordprocessingDrawing" xmlns:w10="urn:schemas-microsoft-com:office:word" xmlns:w="http://schemas.openxmlformats.org/wordprocessingml/2006/main" xmlns:w14="http://schemas.microsoft.com/office/word/2010/wordml" xmlns:w15="http://schemas.microsoft.com/office/word/2012/wordml" xmlns:w16cex="http://schemas.microsoft.com/office/word/2018/wordml/cex" xmlns:w16cid="http://schemas.microsoft.com/office/word/2016/wordml/cid" xmlns:w16="http://schemas.microsoft.com/office/word/2018/wordml" xmlns:w16sdtdh="http://schemas.microsoft.com/office/word/2020/wordml/sdtdatahash" xmlns:w16se="http://schemas.microsoft.com/office/word/2015/wordml/symex" xmlns:wpg="http://schemas.microsoft.com/office/word/2010/wordprocessingGroup" xmlns:wpi="http://schemas.microsoft.com/office/word/2010/wordprocessingInk" xmlns:wne="http://schemas.microsoft.com/office/word/2006/wordml" xmlns:wps="http://schemas.microsoft.com/office/word/2010/wordprocessingShape" mc:Ignorable="w14 w15 w16se w16cid w16 w16cex w16sdtdh wp14">
+<w:ftr xmlns:wpc="http://schemas.microsoft.com/office/word/2010/wordprocessingCanvas" xmlns:cx="http://schemas.microsoft.com/office/drawing/2014/chartex" xmlns:cx1="http://schemas.microsoft.com/office/drawing/2015/9/8/chartex" xmlns:cx2="http://schemas.microsoft.com/office/drawing/2015/10/21/chartex" xmlns:cx3="http://schemas.microsoft.com/office/drawing/2016/5/9/chartex" xmlns:cx4="http://schemas.microsoft.com/office/drawing/2016/5/10/chartex" xmlns:cx5="http://schemas.microsoft.com/office/drawing/2016/5/11/chartex" xmlns:cx6="http://schemas.microsoft.com/office/drawing/2016/5/12/chartex" xmlns:cx7="http://schemas.microsoft.com/office/drawing/2016/5/13/chartex" xmlns:cx8="http://schemas.microsoft.com/office/drawing/2016/5/14/chartex" xmlns:mc="http://schemas.openxmlformats.org/markup-compatibility/2006" xmlns:aink="http://schemas.microsoft.com/office/drawing/2016/ink" xmlns:am3d="http://schemas.microsoft.com/office/drawing/2017/model3d" xmlns:o="urn:schemas-microsoft-com:office:office" xmlns:oel="http://schemas.microsoft.com/office/2019/extlst" xmlns:r="http://schemas.openxmlformats.org/officeDocument/2006/relationships" xmlns:m="http://schemas.openxmlformats.org/officeDocument/2006/math" xmlns:v="urn:schemas-microsoft-com:vml" xmlns:wp14="http://schemas.microsoft.com/office/word/2010/wordprocessingDrawing" xmlns:wp="http://schemas.openxmlformats.org/drawingml/2006/wordprocessingDrawing" xmlns:w10="urn:schemas-microsoft-com:office:word" xmlns:w="http://schemas.openxmlformats.org/wordprocessingml/2006/main" xmlns:w14="http://schemas.microsoft.com/office/word/2010/wordml" xmlns:w15="http://schemas.microsoft.com/office/word/2012/wordml" xmlns:w16cex="http://schemas.microsoft.com/office/word/2018/wordml/cex" xmlns:w16cid="http://schemas.microsoft.com/office/word/2016/wordml/cid" xmlns:w16="http://schemas.microsoft.com/office/word/2018/wordml" xmlns:w16du="http://schemas.microsoft.com/office/word/2023/wordml/word16du" xmlns:w16sdtdh="http://schemas.microsoft.com/office/word/2020/wordml/sdtdatahash" xmlns:w16sdtfl="http://schemas.microsoft.com/office/word/2024/wordml/sdtformatlock" xmlns:w16se="http://schemas.microsoft.com/office/word/2015/wordml/symex" xmlns:wpg="http://schemas.microsoft.com/office/word/2010/wordprocessingGroup" xmlns:wpi="http://schemas.microsoft.com/office/word/2010/wordprocessingInk" xmlns:wne="http://schemas.microsoft.com/office/word/2006/wordml" xmlns:wps="http://schemas.microsoft.com/office/word/2010/wordprocessingShape" mc:Ignorable="w14 w15 w16se w16cid w16 w16cex w16sdtdh w16sdtfl w16du wp14">
   <w:p>
     <w:pPr>
       <w:pStyle w:val="Footer"/>
@@ -758,7 +900,7 @@
 </file>
 
 <file path=word/footnotes.xml><?xml version="1.0" encoding="utf-8"?>
-<w:footnotes xmlns:wpc="http://schemas.microsoft.com/office/word/2010/wordprocessingCanvas" xmlns:cx="http://schemas.microsoft.com/office/drawing/2014/chartex" xmlns:cx1="http://schemas.microsoft.com/office/drawing/2015/9/8/chartex" xmlns:cx2="http://schemas.microsoft.com/office/drawing/2015/10/21/chartex" xmlns:cx3="http://schemas.microsoft.com/office/drawing/2016/5/9/chartex" xmlns:cx4="http://schemas.microsoft.com/office/drawing/2016/5/10/chartex" xmlns:cx5="http://schemas.microsoft.com/office/drawing/2016/5/11/chartex" xmlns:cx6="http://schemas.microsoft.com/office/drawing/2016/5/12/chartex" xmlns:cx7="http://schemas.microsoft.com/office/drawing/2016/5/13/chartex" xmlns:cx8="http://schemas.microsoft.com/office/drawing/2016/5/14/chartex" xmlns:mc="http://schemas.openxmlformats.org/markup-compatibility/2006" xmlns:aink="http://schemas.microsoft.com/office/drawing/2016/ink" xmlns:am3d="http://schemas.microsoft.com/office/drawing/2017/model3d" xmlns:o="urn:schemas-microsoft-com:office:office" xmlns:oel="http://schemas.microsoft.com/office/2019/extlst" xmlns:r="http://schemas.openxmlformats.org/officeDocument/2006/relationships" xmlns:m="http://schemas.openxmlformats.org/officeDocument/2006/math" xmlns:v="urn:schemas-microsoft-com:vml" xmlns:wp14="http://schemas.microsoft.com/office/word/2010/wordprocessingDrawing" xmlns:wp="http://schemas.openxmlformats.org/drawingml/2006/wordprocessingDrawing" xmlns:w10="urn:schemas-microsoft-com:office:word" xmlns:w="http://schemas.openxmlformats.org/wordprocessingml/2006/main" xmlns:w14="http://schemas.microsoft.com/office/word/2010/wordml" xmlns:w15="http://schemas.microsoft.com/office/word/2012/wordml" xmlns:w16cex="http://schemas.microsoft.com/office/word/2018/wordml/cex" xmlns:w16cid="http://schemas.microsoft.com/office/word/2016/wordml/cid" xmlns:w16="http://schemas.microsoft.com/office/word/2018/wordml" xmlns:w16sdtdh="http://schemas.microsoft.com/office/word/2020/wordml/sdtdatahash" xmlns:w16se="http://schemas.microsoft.com/office/word/2015/wordml/symex" xmlns:wpg="http://schemas.microsoft.com/office/word/2010/wordprocessingGroup" xmlns:wpi="http://schemas.microsoft.com/office/word/2010/wordprocessingInk" xmlns:wne="http://schemas.microsoft.com/office/word/2006/wordml" xmlns:wps="http://schemas.microsoft.com/office/word/2010/wordprocessingShape" mc:Ignorable="w14 w15 w16se w16cid w16 w16cex w16sdtdh wp14">
+<w:footnotes xmlns:wpc="http://schemas.microsoft.com/office/word/2010/wordprocessingCanvas" xmlns:cx="http://schemas.microsoft.com/office/drawing/2014/chartex" xmlns:cx1="http://schemas.microsoft.com/office/drawing/2015/9/8/chartex" xmlns:cx2="http://schemas.microsoft.com/office/drawing/2015/10/21/chartex" xmlns:cx3="http://schemas.microsoft.com/office/drawing/2016/5/9/chartex" xmlns:cx4="http://schemas.microsoft.com/office/drawing/2016/5/10/chartex" xmlns:cx5="http://schemas.microsoft.com/office/drawing/2016/5/11/chartex" xmlns:cx6="http://schemas.microsoft.com/office/drawing/2016/5/12/chartex" xmlns:cx7="http://schemas.microsoft.com/office/drawing/2016/5/13/chartex" xmlns:cx8="http://schemas.microsoft.com/office/drawing/2016/5/14/chartex" xmlns:mc="http://schemas.openxmlformats.org/markup-compatibility/2006" xmlns:aink="http://schemas.microsoft.com/office/drawing/2016/ink" xmlns:am3d="http://schemas.microsoft.com/office/drawing/2017/model3d" xmlns:o="urn:schemas-microsoft-com:office:office" xmlns:oel="http://schemas.microsoft.com/office/2019/extlst" xmlns:r="http://schemas.openxmlformats.org/officeDocument/2006/relationships" xmlns:m="http://schemas.openxmlformats.org/officeDocument/2006/math" xmlns:v="urn:schemas-microsoft-com:vml" xmlns:wp14="http://schemas.microsoft.com/office/word/2010/wordprocessingDrawing" xmlns:wp="http://schemas.openxmlformats.org/drawingml/2006/wordprocessingDrawing" xmlns:w10="urn:schemas-microsoft-com:office:word" xmlns:w="http://schemas.openxmlformats.org/wordprocessingml/2006/main" xmlns:w14="http://schemas.microsoft.com/office/word/2010/wordml" xmlns:w15="http://schemas.microsoft.com/office/word/2012/wordml" xmlns:w16cex="http://schemas.microsoft.com/office/word/2018/wordml/cex" xmlns:w16cid="http://schemas.microsoft.com/office/word/2016/wordml/cid" xmlns:w16="http://schemas.microsoft.com/office/word/2018/wordml" xmlns:w16du="http://schemas.microsoft.com/office/word/2023/wordml/word16du" xmlns:w16sdtdh="http://schemas.microsoft.com/office/word/2020/wordml/sdtdatahash" xmlns:w16sdtfl="http://schemas.microsoft.com/office/word/2024/wordml/sdtformatlock" xmlns:w16se="http://schemas.microsoft.com/office/word/2015/wordml/symex" xmlns:wpg="http://schemas.microsoft.com/office/word/2010/wordprocessingGroup" xmlns:wpi="http://schemas.microsoft.com/office/word/2010/wordprocessingInk" xmlns:wne="http://schemas.microsoft.com/office/word/2006/wordml" xmlns:wps="http://schemas.microsoft.com/office/word/2010/wordprocessingShape" mc:Ignorable="w14 w15 w16se w16cid w16 w16cex w16sdtdh w16sdtfl w16du wp14">
   <w:footnote w:type="separator" w:id="-1">
     <w:p>
       <w:pPr>
@@ -783,7 +925,7 @@
 </file>
 
 <file path=word/header1.xml><?xml version="1.0" encoding="utf-8"?>
-<w:hdr xmlns:wpc="http://schemas.microsoft.com/office/word/2010/wordprocessingCanvas" xmlns:cx="http://schemas.microsoft.com/office/drawing/2014/chartex" xmlns:cx1="http://schemas.microsoft.com/office/drawing/2015/9/8/chartex" xmlns:cx2="http://schemas.microsoft.com/office/drawing/2015/10/21/chartex" xmlns:cx3="http://schemas.microsoft.com/office/drawing/2016/5/9/chartex" xmlns:cx4="http://schemas.microsoft.com/office/drawing/2016/5/10/chartex" xmlns:cx5="http://schemas.microsoft.com/office/drawing/2016/5/11/chartex" xmlns:cx6="http://schemas.microsoft.com/office/drawing/2016/5/12/chartex" xmlns:cx7="http://schemas.microsoft.com/office/drawing/2016/5/13/chartex" xmlns:cx8="http://schemas.microsoft.com/office/drawing/2016/5/14/chartex" xmlns:mc="http://schemas.openxmlformats.org/markup-compatibility/2006" xmlns:aink="http://schemas.microsoft.com/office/drawing/2016/ink" xmlns:am3d="http://schemas.microsoft.com/office/drawing/2017/model3d" xmlns:o="urn:schemas-microsoft-com:office:office" xmlns:oel="http://schemas.microsoft.com/office/2019/extlst" xmlns:r="http://schemas.openxmlformats.org/officeDocument/2006/relationships" xmlns:m="http://schemas.openxmlformats.org/officeDocument/2006/math" xmlns:v="urn:schemas-microsoft-com:vml" xmlns:wp14="http://schemas.microsoft.com/office/word/2010/wordprocessingDrawing" xmlns:wp="http://schemas.openxmlformats.org/drawingml/2006/wordprocessingDrawing" xmlns:w10="urn:schemas-microsoft-com:office:word" xmlns:w="http://schemas.openxmlformats.org/wordprocessingml/2006/main" xmlns:w14="http://schemas.microsoft.com/office/word/2010/wordml" xmlns:w15="http://schemas.microsoft.com/office/word/2012/wordml" xmlns:w16cex="http://schemas.microsoft.com/office/word/2018/wordml/cex" xmlns:w16cid="http://schemas.microsoft.com/office/word/2016/wordml/cid" xmlns:w16="http://schemas.microsoft.com/office/word/2018/wordml" xmlns:w16sdtdh="http://schemas.microsoft.com/office/word/2020/wordml/sdtdatahash" xmlns:w16se="http://schemas.microsoft.com/office/word/2015/wordml/symex" xmlns:wpg="http://schemas.microsoft.com/office/word/2010/wordprocessingGroup" xmlns:wpi="http://schemas.microsoft.com/office/word/2010/wordprocessingInk" xmlns:wne="http://schemas.microsoft.com/office/word/2006/wordml" xmlns:wps="http://schemas.microsoft.com/office/word/2010/wordprocessingShape" mc:Ignorable="w14 w15 w16se w16cid w16 w16cex w16sdtdh wp14">
+<w:hdr xmlns:wpc="http://schemas.microsoft.com/office/word/2010/wordprocessingCanvas" xmlns:cx="http://schemas.microsoft.com/office/drawing/2014/chartex" xmlns:cx1="http://schemas.microsoft.com/office/drawing/2015/9/8/chartex" xmlns:cx2="http://schemas.microsoft.com/office/drawing/2015/10/21/chartex" xmlns:cx3="http://schemas.microsoft.com/office/drawing/2016/5/9/chartex" xmlns:cx4="http://schemas.microsoft.com/office/drawing/2016/5/10/chartex" xmlns:cx5="http://schemas.microsoft.com/office/drawing/2016/5/11/chartex" xmlns:cx6="http://schemas.microsoft.com/office/drawing/2016/5/12/chartex" xmlns:cx7="http://schemas.microsoft.com/office/drawing/2016/5/13/chartex" xmlns:cx8="http://schemas.microsoft.com/office/drawing/2016/5/14/chartex" xmlns:mc="http://schemas.openxmlformats.org/markup-compatibility/2006" xmlns:aink="http://schemas.microsoft.com/office/drawing/2016/ink" xmlns:am3d="http://schemas.microsoft.com/office/drawing/2017/model3d" xmlns:o="urn:schemas-microsoft-com:office:office" xmlns:oel="http://schemas.microsoft.com/office/2019/extlst" xmlns:r="http://schemas.openxmlformats.org/officeDocument/2006/relationships" xmlns:m="http://schemas.openxmlformats.org/officeDocument/2006/math" xmlns:v="urn:schemas-microsoft-com:vml" xmlns:wp14="http://schemas.microsoft.com/office/word/2010/wordprocessingDrawing" xmlns:wp="http://schemas.openxmlformats.org/drawingml/2006/wordprocessingDrawing" xmlns:w10="urn:schemas-microsoft-com:office:word" xmlns:w="http://schemas.openxmlformats.org/wordprocessingml/2006/main" xmlns:w14="http://schemas.microsoft.com/office/word/2010/wordml" xmlns:w15="http://schemas.microsoft.com/office/word/2012/wordml" xmlns:w16cex="http://schemas.microsoft.com/office/word/2018/wordml/cex" xmlns:w16cid="http://schemas.microsoft.com/office/word/2016/wordml/cid" xmlns:w16="http://schemas.microsoft.com/office/word/2018/wordml" xmlns:w16du="http://schemas.microsoft.com/office/word/2023/wordml/word16du" xmlns:w16sdtdh="http://schemas.microsoft.com/office/word/2020/wordml/sdtdatahash" xmlns:w16sdtfl="http://schemas.microsoft.com/office/word/2024/wordml/sdtformatlock" xmlns:w16se="http://schemas.microsoft.com/office/word/2015/wordml/symex" xmlns:wpg="http://schemas.microsoft.com/office/word/2010/wordprocessingGroup" xmlns:wpi="http://schemas.microsoft.com/office/word/2010/wordprocessingInk" xmlns:wne="http://schemas.microsoft.com/office/word/2006/wordml" xmlns:wps="http://schemas.microsoft.com/office/word/2010/wordprocessingShape" mc:Ignorable="w14 w15 w16se w16cid w16 w16cex w16sdtdh w16sdtfl w16du wp14">
   <w:p>
     <w:pPr>
       <w:pStyle w:val="Header"/>
@@ -793,7 +935,7 @@
 </file>
 
 <file path=word/header2.xml><?xml version="1.0" encoding="utf-8"?>
-<w:hdr xmlns:wpc="http://schemas.microsoft.com/office/word/2010/wordprocessingCanvas" xmlns:cx="http://schemas.microsoft.com/office/drawing/2014/chartex" xmlns:cx1="http://schemas.microsoft.com/office/drawing/2015/9/8/chartex" xmlns:cx2="http://schemas.microsoft.com/office/drawing/2015/10/21/chartex" xmlns:cx3="http://schemas.microsoft.com/office/drawing/2016/5/9/chartex" xmlns:cx4="http://schemas.microsoft.com/office/drawing/2016/5/10/chartex" xmlns:cx5="http://schemas.microsoft.com/office/drawing/2016/5/11/chartex" xmlns:cx6="http://schemas.microsoft.com/office/drawing/2016/5/12/chartex" xmlns:cx7="http://schemas.microsoft.com/office/drawing/2016/5/13/chartex" xmlns:cx8="http://schemas.microsoft.com/office/drawing/2016/5/14/chartex" xmlns:mc="http://schemas.openxmlformats.org/markup-compatibility/2006" xmlns:aink="http://schemas.microsoft.com/office/drawing/2016/ink" xmlns:am3d="http://schemas.microsoft.com/office/drawing/2017/model3d" xmlns:o="urn:schemas-microsoft-com:office:office" xmlns:oel="http://schemas.microsoft.com/office/2019/extlst" xmlns:r="http://schemas.openxmlformats.org/officeDocument/2006/relationships" xmlns:m="http://schemas.openxmlformats.org/officeDocument/2006/math" xmlns:v="urn:schemas-microsoft-com:vml" xmlns:wp14="http://schemas.microsoft.com/office/word/2010/wordprocessingDrawing" xmlns:wp="http://schemas.openxmlformats.org/drawingml/2006/wordprocessingDrawing" xmlns:w10="urn:schemas-microsoft-com:office:word" xmlns:w="http://schemas.openxmlformats.org/wordprocessingml/2006/main" xmlns:w14="http://schemas.microsoft.com/office/word/2010/wordml" xmlns:w15="http://schemas.microsoft.com/office/word/2012/wordml" xmlns:w16cex="http://schemas.microsoft.com/office/word/2018/wordml/cex" xmlns:w16cid="http://schemas.microsoft.com/office/word/2016/wordml/cid" xmlns:w16="http://schemas.microsoft.com/office/word/2018/wordml" xmlns:w16sdtdh="http://schemas.microsoft.com/office/word/2020/wordml/sdtdatahash" xmlns:w16se="http://schemas.microsoft.com/office/word/2015/wordml/symex" xmlns:wpg="http://schemas.microsoft.com/office/word/2010/wordprocessingGroup" xmlns:wpi="http://schemas.microsoft.com/office/word/2010/wordprocessingInk" xmlns:wne="http://schemas.microsoft.com/office/word/2006/wordml" xmlns:wps="http://schemas.microsoft.com/office/word/2010/wordprocessingShape" mc:Ignorable="w14 w15 w16se w16cid w16 w16cex w16sdtdh wp14">
+<w:hdr xmlns:wpc="http://schemas.microsoft.com/office/word/2010/wordprocessingCanvas" xmlns:cx="http://schemas.microsoft.com/office/drawing/2014/chartex" xmlns:cx1="http://schemas.microsoft.com/office/drawing/2015/9/8/chartex" xmlns:cx2="http://schemas.microsoft.com/office/drawing/2015/10/21/chartex" xmlns:cx3="http://schemas.microsoft.com/office/drawing/2016/5/9/chartex" xmlns:cx4="http://schemas.microsoft.com/office/drawing/2016/5/10/chartex" xmlns:cx5="http://schemas.microsoft.com/office/drawing/2016/5/11/chartex" xmlns:cx6="http://schemas.microsoft.com/office/drawing/2016/5/12/chartex" xmlns:cx7="http://schemas.microsoft.com/office/drawing/2016/5/13/chartex" xmlns:cx8="http://schemas.microsoft.com/office/drawing/2016/5/14/chartex" xmlns:mc="http://schemas.openxmlformats.org/markup-compatibility/2006" xmlns:aink="http://schemas.microsoft.com/office/drawing/2016/ink" xmlns:am3d="http://schemas.microsoft.com/office/drawing/2017/model3d" xmlns:o="urn:schemas-microsoft-com:office:office" xmlns:oel="http://schemas.microsoft.com/office/2019/extlst" xmlns:r="http://schemas.openxmlformats.org/officeDocument/2006/relationships" xmlns:m="http://schemas.openxmlformats.org/officeDocument/2006/math" xmlns:v="urn:schemas-microsoft-com:vml" xmlns:wp14="http://schemas.microsoft.com/office/word/2010/wordprocessingDrawing" xmlns:wp="http://schemas.openxmlformats.org/drawingml/2006/wordprocessingDrawing" xmlns:w10="urn:schemas-microsoft-com:office:word" xmlns:w="http://schemas.openxmlformats.org/wordprocessingml/2006/main" xmlns:w14="http://schemas.microsoft.com/office/word/2010/wordml" xmlns:w15="http://schemas.microsoft.com/office/word/2012/wordml" xmlns:w16cex="http://schemas.microsoft.com/office/word/2018/wordml/cex" xmlns:w16cid="http://schemas.microsoft.com/office/word/2016/wordml/cid" xmlns:w16="http://schemas.microsoft.com/office/word/2018/wordml" xmlns:w16du="http://schemas.microsoft.com/office/word/2023/wordml/word16du" xmlns:w16sdtdh="http://schemas.microsoft.com/office/word/2020/wordml/sdtdatahash" xmlns:w16sdtfl="http://schemas.microsoft.com/office/word/2024/wordml/sdtformatlock" xmlns:w16se="http://schemas.microsoft.com/office/word/2015/wordml/symex" xmlns:wpg="http://schemas.microsoft.com/office/word/2010/wordprocessingGroup" xmlns:wpi="http://schemas.microsoft.com/office/word/2010/wordprocessingInk" xmlns:wne="http://schemas.microsoft.com/office/word/2006/wordml" xmlns:wps="http://schemas.microsoft.com/office/word/2010/wordprocessingShape" mc:Ignorable="w14 w15 w16se w16cid w16 w16cex w16sdtdh w16sdtfl w16du wp14">
   <w:p>
     <w:pPr>
       <w:pStyle w:val="Header"/>
@@ -804,7 +946,7 @@
 </file>
 
 <file path=word/header3.xml><?xml version="1.0" encoding="utf-8"?>
-<w:hdr xmlns:wpc="http://schemas.microsoft.com/office/word/2010/wordprocessingCanvas" xmlns:cx="http://schemas.microsoft.com/office/drawing/2014/chartex" xmlns:cx1="http://schemas.microsoft.com/office/drawing/2015/9/8/chartex" xmlns:cx2="http://schemas.microsoft.com/office/drawing/2015/10/21/chartex" xmlns:cx3="http://schemas.microsoft.com/office/drawing/2016/5/9/chartex" xmlns:cx4="http://schemas.microsoft.com/office/drawing/2016/5/10/chartex" xmlns:cx5="http://schemas.microsoft.com/office/drawing/2016/5/11/chartex" xmlns:cx6="http://schemas.microsoft.com/office/drawing/2016/5/12/chartex" xmlns:cx7="http://schemas.microsoft.com/office/drawing/2016/5/13/chartex" xmlns:cx8="http://schemas.microsoft.com/office/drawing/2016/5/14/chartex" xmlns:mc="http://schemas.openxmlformats.org/markup-compatibility/2006" xmlns:aink="http://schemas.microsoft.com/office/drawing/2016/ink" xmlns:am3d="http://schemas.microsoft.com/office/drawing/2017/model3d" xmlns:o="urn:schemas-microsoft-com:office:office" xmlns:oel="http://schemas.microsoft.com/office/2019/extlst" xmlns:r="http://schemas.openxmlformats.org/officeDocument/2006/relationships" xmlns:m="http://schemas.openxmlformats.org/officeDocument/2006/math" xmlns:v="urn:schemas-microsoft-com:vml" xmlns:wp14="http://schemas.microsoft.com/office/word/2010/wordprocessingDrawing" xmlns:wp="http://schemas.openxmlformats.org/drawingml/2006/wordprocessingDrawing" xmlns:w10="urn:schemas-microsoft-com:office:word" xmlns:w="http://schemas.openxmlformats.org/wordprocessingml/2006/main" xmlns:w14="http://schemas.microsoft.com/office/word/2010/wordml" xmlns:w15="http://schemas.microsoft.com/office/word/2012/wordml" xmlns:w16cex="http://schemas.microsoft.com/office/word/2018/wordml/cex" xmlns:w16cid="http://schemas.microsoft.com/office/word/2016/wordml/cid" xmlns:w16="http://schemas.microsoft.com/office/word/2018/wordml" xmlns:w16sdtdh="http://schemas.microsoft.com/office/word/2020/wordml/sdtdatahash" xmlns:w16se="http://schemas.microsoft.com/office/word/2015/wordml/symex" xmlns:wpg="http://schemas.microsoft.com/office/word/2010/wordprocessingGroup" xmlns:wpi="http://schemas.microsoft.com/office/word/2010/wordprocessingInk" xmlns:wne="http://schemas.microsoft.com/office/word/2006/wordml" xmlns:wps="http://schemas.microsoft.com/office/word/2010/wordprocessingShape" mc:Ignorable="w14 w15 w16se w16cid w16 w16cex w16sdtdh wp14">
+<w:hdr xmlns:wpc="http://schemas.microsoft.com/office/word/2010/wordprocessingCanvas" xmlns:cx="http://schemas.microsoft.com/office/drawing/2014/chartex" xmlns:cx1="http://schemas.microsoft.com/office/drawing/2015/9/8/chartex" xmlns:cx2="http://schemas.microsoft.com/office/drawing/2015/10/21/chartex" xmlns:cx3="http://schemas.microsoft.com/office/drawing/2016/5/9/chartex" xmlns:cx4="http://schemas.microsoft.com/office/drawing/2016/5/10/chartex" xmlns:cx5="http://schemas.microsoft.com/office/drawing/2016/5/11/chartex" xmlns:cx6="http://schemas.microsoft.com/office/drawing/2016/5/12/chartex" xmlns:cx7="http://schemas.microsoft.com/office/drawing/2016/5/13/chartex" xmlns:cx8="http://schemas.microsoft.com/office/drawing/2016/5/14/chartex" xmlns:mc="http://schemas.openxmlformats.org/markup-compatibility/2006" xmlns:aink="http://schemas.microsoft.com/office/drawing/2016/ink" xmlns:am3d="http://schemas.microsoft.com/office/drawing/2017/model3d" xmlns:o="urn:schemas-microsoft-com:office:office" xmlns:oel="http://schemas.microsoft.com/office/2019/extlst" xmlns:r="http://schemas.openxmlformats.org/officeDocument/2006/relationships" xmlns:m="http://schemas.openxmlformats.org/officeDocument/2006/math" xmlns:v="urn:schemas-microsoft-com:vml" xmlns:wp14="http://schemas.microsoft.com/office/word/2010/wordprocessingDrawing" xmlns:wp="http://schemas.openxmlformats.org/drawingml/2006/wordprocessingDrawing" xmlns:w10="urn:schemas-microsoft-com:office:word" xmlns:w="http://schemas.openxmlformats.org/wordprocessingml/2006/main" xmlns:w14="http://schemas.microsoft.com/office/word/2010/wordml" xmlns:w15="http://schemas.microsoft.com/office/word/2012/wordml" xmlns:w16cex="http://schemas.microsoft.com/office/word/2018/wordml/cex" xmlns:w16cid="http://schemas.microsoft.com/office/word/2016/wordml/cid" xmlns:w16="http://schemas.microsoft.com/office/word/2018/wordml" xmlns:w16du="http://schemas.microsoft.com/office/word/2023/wordml/word16du" xmlns:w16sdtdh="http://schemas.microsoft.com/office/word/2020/wordml/sdtdatahash" xmlns:w16sdtfl="http://schemas.microsoft.com/office/word/2024/wordml/sdtformatlock" xmlns:w16se="http://schemas.microsoft.com/office/word/2015/wordml/symex" xmlns:wpg="http://schemas.microsoft.com/office/word/2010/wordprocessingGroup" xmlns:wpi="http://schemas.microsoft.com/office/word/2010/wordprocessingInk" xmlns:wne="http://schemas.microsoft.com/office/word/2006/wordml" xmlns:wps="http://schemas.microsoft.com/office/word/2010/wordprocessingShape" mc:Ignorable="w14 w15 w16se w16cid w16 w16cex w16sdtdh w16sdtfl w16du wp14">
   <w:p>
     <w:pPr>
       <w:pStyle w:val="Header"/>
@@ -813,7 +955,7 @@
     <w:r>
       <w:tab/>
       <w:tab/>
-      <w:t>2026-06-17</w:t>
+      <w:t>2026-06-18</w:t>
       <w:br/>
       <w:br/>
     </w:r>
@@ -830,7 +972,7 @@
 </file>
 
 <file path=word/numbering.xml><?xml version="1.0" encoding="utf-8"?>
-<w:numbering xmlns:wpc="http://schemas.microsoft.com/office/word/2010/wordprocessingCanvas" xmlns:cx="http://schemas.microsoft.com/office/drawing/2014/chartex" xmlns:cx1="http://schemas.microsoft.com/office/drawing/2015/9/8/chartex" xmlns:cx2="http://schemas.microsoft.com/office/drawing/2015/10/21/chartex" xmlns:cx3="http://schemas.microsoft.com/office/drawing/2016/5/9/chartex" xmlns:cx4="http://schemas.microsoft.com/office/drawing/2016/5/10/chartex" xmlns:cx5="http://schemas.microsoft.com/office/drawing/2016/5/11/chartex" xmlns:cx6="http://schemas.microsoft.com/office/drawing/2016/5/12/chartex" xmlns:cx7="http://schemas.microsoft.com/office/drawing/2016/5/13/chartex" xmlns:cx8="http://schemas.microsoft.com/office/drawing/2016/5/14/chartex" xmlns:mc="http://schemas.openxmlformats.org/markup-compatibility/2006" xmlns:aink="http://schemas.microsoft.com/office/drawing/2016/ink" xmlns:am3d="http://schemas.microsoft.com/office/drawing/2017/model3d" xmlns:o="urn:schemas-microsoft-com:office:office" xmlns:oel="http://schemas.microsoft.com/office/2019/extlst" xmlns:r="http://schemas.openxmlformats.org/officeDocument/2006/relationships" xmlns:m="http://schemas.openxmlformats.org/officeDocument/2006/math" xmlns:v="urn:schemas-microsoft-com:vml" xmlns:wp14="http://schemas.microsoft.com/office/word/2010/wordprocessingDrawing" xmlns:wp="http://schemas.openxmlformats.org/drawingml/2006/wordprocessingDrawing" xmlns:w10="urn:schemas-microsoft-com:office:word" xmlns:w="http://schemas.openxmlformats.org/wordprocessingml/2006/main" xmlns:w14="http://schemas.microsoft.com/office/word/2010/wordml" xmlns:w15="http://schemas.microsoft.com/office/word/2012/wordml" xmlns:w16cex="http://schemas.microsoft.com/office/word/2018/wordml/cex" xmlns:w16cid="http://schemas.microsoft.com/office/word/2016/wordml/cid" xmlns:w16="http://schemas.microsoft.com/office/word/2018/wordml" xmlns:w16sdtdh="http://schemas.microsoft.com/office/word/2020/wordml/sdtdatahash" xmlns:w16se="http://schemas.microsoft.com/office/word/2015/wordml/symex" xmlns:wpg="http://schemas.microsoft.com/office/word/2010/wordprocessingGroup" xmlns:wpi="http://schemas.microsoft.com/office/word/2010/wordprocessingInk" xmlns:wne="http://schemas.microsoft.com/office/word/2006/wordml" xmlns:wps="http://schemas.microsoft.com/office/word/2010/wordprocessingShape" mc:Ignorable="w14 w15 w16se w16cid w16 w16cex w16sdtdh wp14">
+<w:numbering xmlns:wpc="http://schemas.microsoft.com/office/word/2010/wordprocessingCanvas" xmlns:cx="http://schemas.microsoft.com/office/drawing/2014/chartex" xmlns:cx1="http://schemas.microsoft.com/office/drawing/2015/9/8/chartex" xmlns:cx2="http://schemas.microsoft.com/office/drawing/2015/10/21/chartex" xmlns:cx3="http://schemas.microsoft.com/office/drawing/2016/5/9/chartex" xmlns:cx4="http://schemas.microsoft.com/office/drawing/2016/5/10/chartex" xmlns:cx5="http://schemas.microsoft.com/office/drawing/2016/5/11/chartex" xmlns:cx6="http://schemas.microsoft.com/office/drawing/2016/5/12/chartex" xmlns:cx7="http://schemas.microsoft.com/office/drawing/2016/5/13/chartex" xmlns:cx8="http://schemas.microsoft.com/office/drawing/2016/5/14/chartex" xmlns:mc="http://schemas.openxmlformats.org/markup-compatibility/2006" xmlns:aink="http://schemas.microsoft.com/office/drawing/2016/ink" xmlns:am3d="http://schemas.microsoft.com/office/drawing/2017/model3d" xmlns:o="urn:schemas-microsoft-com:office:office" xmlns:oel="http://schemas.microsoft.com/office/2019/extlst" xmlns:r="http://schemas.openxmlformats.org/officeDocument/2006/relationships" xmlns:m="http://schemas.openxmlformats.org/officeDocument/2006/math" xmlns:v="urn:schemas-microsoft-com:vml" xmlns:wp14="http://schemas.microsoft.com/office/word/2010/wordprocessingDrawing" xmlns:wp="http://schemas.openxmlformats.org/drawingml/2006/wordprocessingDrawing" xmlns:w10="urn:schemas-microsoft-com:office:word" xmlns:w="http://schemas.openxmlformats.org/wordprocessingml/2006/main" xmlns:w14="http://schemas.microsoft.com/office/word/2010/wordml" xmlns:w15="http://schemas.microsoft.com/office/word/2012/wordml" xmlns:w16cex="http://schemas.microsoft.com/office/word/2018/wordml/cex" xmlns:w16cid="http://schemas.microsoft.com/office/word/2016/wordml/cid" xmlns:w16="http://schemas.microsoft.com/office/word/2018/wordml" xmlns:w16du="http://schemas.microsoft.com/office/word/2023/wordml/word16du" xmlns:w16sdtdh="http://schemas.microsoft.com/office/word/2020/wordml/sdtdatahash" xmlns:w16sdtfl="http://schemas.microsoft.com/office/word/2024/wordml/sdtformatlock" xmlns:w16se="http://schemas.microsoft.com/office/word/2015/wordml/symex" xmlns:wpg="http://schemas.microsoft.com/office/word/2010/wordprocessingGroup" xmlns:wpi="http://schemas.microsoft.com/office/word/2010/wordprocessingInk" xmlns:wne="http://schemas.microsoft.com/office/word/2006/wordml" xmlns:wps="http://schemas.microsoft.com/office/word/2010/wordprocessingShape" mc:Ignorable="w14 w15 w16se w16cid w16 w16cex w16sdtdh w16sdtfl w16du wp14">
   <w:abstractNum w:abstractNumId="0" w15:restartNumberingAfterBreak="0">
     <w:nsid w:val="FFFFFF7C"/>
     <w:multiLevelType w:val="singleLevel"/>
@@ -1033,7 +1175,7 @@
 </file>
 
 <file path=word/styles.xml><?xml version="1.0" encoding="utf-8"?>
-<w:styles xmlns:mc="http://schemas.openxmlformats.org/markup-compatibility/2006" xmlns:r="http://schemas.openxmlformats.org/officeDocument/2006/relationships" xmlns:w="http://schemas.openxmlformats.org/wordprocessingml/2006/main" xmlns:w14="http://schemas.microsoft.com/office/word/2010/wordml" xmlns:w15="http://schemas.microsoft.com/office/word/2012/wordml" xmlns:w16cex="http://schemas.microsoft.com/office/word/2018/wordml/cex" xmlns:w16cid="http://schemas.microsoft.com/office/word/2016/wordml/cid" xmlns:w16="http://schemas.microsoft.com/office/word/2018/wordml" xmlns:w16sdtdh="http://schemas.microsoft.com/office/word/2020/wordml/sdtdatahash" xmlns:w16se="http://schemas.microsoft.com/office/word/2015/wordml/symex" mc:Ignorable="w14 w15 w16se w16cid w16 w16cex w16sdtdh">
+<w:styles xmlns:mc="http://schemas.openxmlformats.org/markup-compatibility/2006" xmlns:r="http://schemas.openxmlformats.org/officeDocument/2006/relationships" xmlns:w="http://schemas.openxmlformats.org/wordprocessingml/2006/main" xmlns:w14="http://schemas.microsoft.com/office/word/2010/wordml" xmlns:w15="http://schemas.microsoft.com/office/word/2012/wordml" xmlns:w16cex="http://schemas.microsoft.com/office/word/2018/wordml/cex" xmlns:w16cid="http://schemas.microsoft.com/office/word/2016/wordml/cid" xmlns:w16="http://schemas.microsoft.com/office/word/2018/wordml" xmlns:w16du="http://schemas.microsoft.com/office/word/2023/wordml/word16du" xmlns:w16sdtdh="http://schemas.microsoft.com/office/word/2020/wordml/sdtdatahash" xmlns:w16sdtfl="http://schemas.microsoft.com/office/word/2024/wordml/sdtformatlock" xmlns:w16se="http://schemas.microsoft.com/office/word/2015/wordml/symex" mc:Ignorable="w14 w15 w16se w16cid w16 w16cex w16sdtdh w16sdtfl w16du">
   <w:docDefaults>
     <w:rPrDefault>
       <w:rPr>
@@ -1791,7 +1933,7 @@
     <w:link w:val="TitleChar"/>
     <w:uiPriority w:val="10"/>
     <w:qFormat/>
-    <w:rsid w:val="007106C8"/>
+    <w:rsid w:val="00E854FA"/>
     <w:pPr>
       <w:spacing w:after="300" w:line="240" w:lineRule="auto"/>
       <w:contextualSpacing/>
@@ -1801,7 +1943,7 @@
       <w:rFonts w:eastAsiaTheme="majorEastAsia" w:cstheme="majorBidi"/>
       <w:spacing w:val="5"/>
       <w:kern w:val="28"/>
-      <w:sz w:val="52"/>
+      <w:sz w:val="40"/>
       <w:szCs w:val="52"/>
       <w:lang w:val="sv-SE" w:eastAsia="en-US" w:bidi="ar-SA"/>
     </w:rPr>
@@ -1811,12 +1953,12 @@
     <w:basedOn w:val="DefaultParagraphFont"/>
     <w:link w:val="Title"/>
     <w:uiPriority w:val="10"/>
-    <w:rsid w:val="007106C8"/>
+    <w:rsid w:val="00E854FA"/>
     <w:rPr>
       <w:rFonts w:ascii="Times New Roman" w:eastAsiaTheme="majorEastAsia" w:hAnsi="Times New Roman" w:cstheme="majorBidi"/>
       <w:spacing w:val="5"/>
       <w:kern w:val="28"/>
-      <w:sz w:val="52"/>
+      <w:sz w:val="40"/>
       <w:szCs w:val="52"/>
       <w:lang w:val="sv-SE" w:eastAsia="en-US" w:bidi="ar-SA"/>
     </w:rPr>

--- a/klagomål/A 23559-2023 FSC-klagomål.docx
+++ b/klagomål/A 23559-2023 FSC-klagomål.docx
@@ -955,7 +955,7 @@
     <w:r>
       <w:tab/>
       <w:tab/>
-      <w:t>2026-06-18</w:t>
+      <w:t>2026-06-19</w:t>
       <w:br/>
       <w:br/>
     </w:r>

--- a/klagomål/A 23559-2023 FSC-klagomål.docx
+++ b/klagomål/A 23559-2023 FSC-klagomål.docx
@@ -955,7 +955,7 @@
     <w:r>
       <w:tab/>
       <w:tab/>
-      <w:t>2026-06-19</w:t>
+      <w:t>2026-06-20</w:t>
       <w:br/>
       <w:br/>
     </w:r>

--- a/klagomål/A 23559-2023 FSC-klagomål.docx
+++ b/klagomål/A 23559-2023 FSC-klagomål.docx
@@ -168,38 +168,7 @@
     </w:p>
     <w:p>
       <w:r>
-        <w:t>Detta dokument behandlar höga naturvärden i avverkningsanmälan A 23559-2023 i Lilla Edets kommun som inkom 2023-05-26 och omfattar 1,7 ha.</w:t>
-      </w:r>
-    </w:p>
-    <w:p>
-      <w:r>
-        <w:t>Nedan presenteras fynd av naturvårdsarter och fridlysta arter som gjorts i det avverkningsanmälda området, samt relevanta utdrag ur standarderna för FSC, Chain of Custody, Controlled Wood och PEFC. I BILAGA 1 finns artfakta om fridlysta och rödlistade arter.</w:t>
-      </w:r>
-    </w:p>
-    <w:p>
-      <w:r>
-        <w:t>Vi förväntar oss att ni återkommer med ett skriftligt svar på vårt klagomål och även beskriver vilka korrigerande åtgärder ni satt in för att rätta till identifierade brister i er efterlevnad av den svenska FSC standarden.</w:t>
-      </w:r>
-    </w:p>
-    <w:p>
-      <w:pPr>
-        <w:pStyle w:val="Heading1"/>
-      </w:pPr>
-      <w:r>
-        <w:t>Naturvårdsarter</w:t>
-      </w:r>
-    </w:p>
-    <w:p>
-      <w:r>
-        <w:t>I och inom 24 meter från avverkningsanmälan har följande 3 naturvårdsarter hittats: flodpärlmussla (EN), spillkråka (T, §4) och revlummer (§9). Av dessa är 1 rödlistade. För rödlistade arter har rödlistekategorin angivits inom parentes. Typiska arter inom Natura 2000 som är kopplade till skogsekosystem har markerats med (T). För fridlysta arter anges även paragrafen i Artskyddsförordningen som arten är fridlyst enligt.</w:t>
-      </w:r>
-    </w:p>
-    <w:p>
-      <w:r>
-        <w:t>De påträffade naturvårdsarterna är ett tydligt kvitto på att det rör sig om en skog med höga naturvärden.</w:t>
-      </w:r>
-      <w:r>
-        <w:t xml:space="preserve"> I Figur 1 visas fyndplatser för naturvårdsarter i området, som finns registrerade på Artportalen.</w:t>
+        <w:t>Detta klagomål behandlar höga naturvärden i avverkningsanmälan A 23559-2023 i Lilla Edets kommun som inkom 2023-05-26 och omfattar 1,7 ha.</w:t>
       </w:r>
     </w:p>
     <w:p>
@@ -247,34 +216,61 @@
         <w:spacing w:after="240"/>
       </w:pPr>
       <w:r>
-        <w:t>Figur 1. Fyndplatser för naturvårdsarter i och inom 24 meter från avverkningsanmälan (röd linje). Markörer utan svart kant är placerade på fyndplatsen. Markörer med svart kant är placerade vid sidan av fyndplatsen och har ett svart streck som visar fyndplatsens exakta position. Kartans mittpunktskoordinat är N 6453653, E 327405 i SWEREF 99 TM.</w:t>
+        <w:t>Figur 1. Fyndplatser för naturvårdsarter i och inom 24 meter från avverkningsanmälan. Markörer utan svart kant är placerade på fyndplatsen. Markörer med svart kant är placerade vid sidan av fyndplatsen har ett svart streck som visar fyndplatsens exakta position. Kartans mittpunktskoordinat är N 6453653, E 327405 i SWEREF 99 TM.</w:t>
+      </w:r>
+    </w:p>
+    <w:p>
+      <w:r>
+        <w:t>I och inom 24 meter från avverkningsanmälan finns fynd av 3 naturvårdsarter, varav 1 är rödlistad, 2 är fridlysta och 1 är typisk (T): flodpärlmussla (EN), spillkråka (T, §4) och revlummer (§9). Se Figur 1.</w:t>
+      </w:r>
+    </w:p>
+    <w:p>
+      <w:r>
+        <w:t>Nedan presenteras relevanta utdrag ur standarderna för FSC, Chain of Custody, Controlled Wood och PEFC.</w:t>
+      </w:r>
+    </w:p>
+    <w:p>
+      <w:r>
+        <w:t>Vi förväntar oss att ni återkommer med ett skriftligt svar på vårt klagomål och även beskriver vilka korrigerande åtgärder ni satt in för att rätta till identifierade brister i er efterlevnad av den svenska FSC standarden.</w:t>
       </w:r>
     </w:p>
     <w:p>
       <w:pPr>
-        <w:pStyle w:val="Heading2"/>
+        <w:pStyle w:val="Heading1"/>
       </w:pPr>
       <w:r>
-        <w:t>Fridlysta arter</w:t>
+        <w:t>Naturvårdsarter och fridlysta arter</w:t>
       </w:r>
     </w:p>
     <w:p>
       <w:r>
-        <w:t>Följande fridlysta arter har sina livsmiljöer och växtplatser i den avverkningsanmälda skogen: spillkråka (T, §4) och revlummer (§9).</w:t>
+        <w:t>Nedan följer beskrivningar av de naturvårdsarter och fridlysta arter som har sina livsmiljöer och växtplatser i den avverkningsanmälda skogen. Se även ytterligare artfakta i BILAGA 1. De påträffade naturvårdsarterna är ett tydligt kvitto på att det rör sig om en skog med höga naturvärden.</w:t>
       </w:r>
     </w:p>
     <w:p>
       <w:r>
-        <w:t xml:space="preserve">Observera att medlemsländerna är skyldiga att agera i enlighet med EU:s fågeldirektiv där det uttryckligen står att direktivet gäller för fåglar samt för deras ägg, bon och </w:t>
-      </w:r>
-      <w:r>
         <w:rPr>
           <w:b/>
         </w:rPr>
-        <w:t xml:space="preserve">livsmiljöer </w:t>
+        <w:t>Flodpärlmussla (EN, §4a)</w:t>
       </w:r>
       <w:r>
-        <w:t>(artikel 1). Vidare att de åtgärder som vidtas inte får leda till en försämring av den nuvarande situationen beträffande bevarandet av de fågelarter som avses i artikel 1 (artikel 13). Fågeldirektivet är styrande för tillsynsansvariga myndigheters ärendehantering, ställningstaganden och beslutsfattande.</w:t>
+        <w:t xml:space="preserve"> är rödlistad som starkt hotad och fridlyst enligt § 4a artskyddsförordningen. Den är även globalt rödlistad och i Europa som akut hotad (CR) vilket innebär att Sverige har ett internationellt ansvar för arten. Flodpärlmussla omfattas av åtgärdsprogram för hotade arter samt av bilaga 2 och 5 EU:s art- och habitatdirektiv där dess bevarandestatus är bedömd som dålig med fortsatt negativ trend.</w:t>
+      </w:r>
+    </w:p>
+    <w:p>
+      <w:r>
+        <w:t>Arten har under de senaste 3 generationerna (=100 år), minskat med mer än 50 (49-65) % i hela landet och den är helt försvunnen från ca 1/3 av de vattendrag den fanns i under början av 1900-talet. Minskningstakten överstiger gränsvärdet för Starkt hotad (EN) enligt A-kriteriet. (A2bce) (SLU Artdatabanken, 2024; IUCN, 2024).</w:t>
+      </w:r>
+    </w:p>
+    <w:p>
+      <w:r>
+        <w:t>Skogsbruk intill och i närheten av vattendrag med förekomst av flodpärlmussla utgör ett direkt hot mot arten. Avverkning, markberedning och dikning leder till att vattenkvaliteten försämras, bottnar slammar igen, urlakning av kvicksilver samt att hydrologin förändras. De små musslorna ligger nedgrävda i substratet i upp till 8 år och är därför mycket känsliga mot alla åtgärder som leder till grumling och den påföljande igenslamningen. Vegetationsbeklädda kantzoner längs med vattendragen fungerar som erosionsskydd och filter samt är en viktig källa för skydd och föda i mindre vattendrag. Avverkning av trädridåer kan även leda till ändrade in- och utstrålningsförhållanden vilket i sin tur leder till ändrade temperaturförhållanden. Detta ger en direkt negativ inverkan på såväl värdfiskbestånden som på musslorna. Lokaler med flodpärlmussla skadas ofta vid vägbyggnation och körning med maskiner i vattendrag (SLU Artdatabanken, 2024).</w:t>
+      </w:r>
+    </w:p>
+    <w:p>
+      <w:r>
+        <w:t>Studier utförda i Finland visar att intill små vattendrag räcker det inte med en 30 meter bred skyddszon för att skydda dess mikroklimat (Lind, L. et al; SLU FaktaSkog nr 5, 2020). Vid tillämpning av försiktighetsprincipen enligt 2 kap. 3 § miljöbalken bör sålunda minst 50 meters buffertzon lämnas intill mindre vattendrag och finns det flodpärlmussla (EN, §4a) i ett vattendrag bör skyddszonerna följaktligen vara ännu större.</w:t>
       </w:r>
     </w:p>
     <w:p>
@@ -304,45 +300,6 @@
       </w:r>
       <w:r>
         <w:t>. Den behöver grova träd, främst tall, asp och bok som boträd. Skogsbruk med korta omloppstider och täta, homogena ungskogar utgör det största hotet. Spillkråka är en nyckelart i skogliga miljöer vars övergivna bohål utnyttjas av flera andra hålhäckande fågelarter och fladdermöss, däribland pärluggla (EN, §4), knipa (§4), salskrake (§4) och skogsduva (§4). Hökuggla (VU, §4) och slaguggla (§4) häckar ofta i högstubbar som brutits av i höjd med ett gammalt spillkråkebo (SLU Artdatabanken, 2026; Skogsstyrelsen, 2016).</w:t>
-      </w:r>
-    </w:p>
-    <w:p>
-      <w:r>
-        <w:t>I BILAGA 1 finns mer detaljerad information om ekologi samt krav på livsmiljö hos fridlysta arter.</w:t>
-      </w:r>
-    </w:p>
-    <w:p>
-      <w:pPr>
-        <w:pStyle w:val="Heading2"/>
-      </w:pPr>
-      <w:r>
-        <w:t>Övriga naturvårdsarter</w:t>
-      </w:r>
-    </w:p>
-    <w:p>
-      <w:r>
-        <w:rPr>
-          <w:b/>
-        </w:rPr>
-        <w:t>Flodpärlmussla (EN, §4a)</w:t>
-      </w:r>
-      <w:r>
-        <w:t xml:space="preserve"> är rödlistad som starkt hotad och fridlyst enligt § 4a artskyddsförordningen. Den är även globalt rödlistad och i Europa som akut hotad (CR) vilket innebär att Sverige har ett internationellt ansvar för arten. Flodpärlmussla omfattas av åtgärdsprogram för hotade arter samt av bilaga 2 och 5 EU:s art- och habitatdirektiv där dess bevarandestatus är bedömd som dålig med fortsatt negativ trend.</w:t>
-      </w:r>
-    </w:p>
-    <w:p>
-      <w:r>
-        <w:t>Arten har under de senaste 3 generationerna (=100 år), minskat med mer än 50 (49-65) % i hela landet och den är helt försvunnen från ca 1/3 av de vattendrag den fanns i under början av 1900-talet. Minskningstakten överstiger gränsvärdet för Starkt hotad (EN) enligt A-kriteriet. (A2bce) (SLU Artdatabanken, 2024; IUCN, 2024).</w:t>
-      </w:r>
-    </w:p>
-    <w:p>
-      <w:r>
-        <w:t>Skogsbruk intill och i närheten av vattendrag med förekomst av flodpärlmussla utgör ett direkt hot mot arten. Avverkning, markberedning och dikning leder till att vattenkvaliteten försämras, bottnar slammar igen, urlakning av kvicksilver samt att hydrologin förändras. De små musslorna ligger nedgrävda i substratet i upp till 8 år och är därför mycket känsliga mot alla åtgärder som leder till grumling och den påföljande igenslamningen. Vegetationsbeklädda kantzoner längs med vattendragen fungerar som erosionsskydd och filter samt är en viktig källa för skydd och föda i mindre vattendrag. Avverkning av trädridåer kan även leda till ändrade in- och utstrålningsförhållanden vilket i sin tur leder till ändrade temperaturförhållanden. Detta ger en direkt negativ inverkan på såväl värdfiskbestånden som på musslorna. Lokaler med flodpärlmussla skadas ofta vid vägbyggnation och körning med maskiner i vattendrag (SLU Artdatabanken, 2024).</w:t>
-      </w:r>
-    </w:p>
-    <w:p>
-      <w:r>
-        <w:t>Studier utförda i Finland visar att intill små vattendrag räcker det inte med en 30 meter bred skyddszon för att skydda dess mikroklimat (Lind, L. et al; SLU FaktaSkog nr 5, 2020). Vid tillämpning av försiktighetsprincipen enligt 2 kap. 3 § miljöbalken bör sålunda minst 50 meters buffertzon lämnas intill mindre vattendrag och finns det flodpärlmussla (EN, §4a) i ett vattendrag bör skyddszonerna följaktligen vara ännu större.</w:t>
       </w:r>
     </w:p>
     <w:p>
@@ -955,7 +912,7 @@
     <w:r>
       <w:tab/>
       <w:tab/>
-      <w:t>2026-06-20</w:t>
+      <w:t>2026-06-21</w:t>
       <w:br/>
       <w:br/>
     </w:r>

--- a/klagomål/A 23559-2023 FSC-klagomål.docx
+++ b/klagomål/A 23559-2023 FSC-klagomål.docx
@@ -912,7 +912,7 @@
     <w:r>
       <w:tab/>
       <w:tab/>
-      <w:t>2026-06-21</w:t>
+      <w:t>2026-06-22</w:t>
       <w:br/>
       <w:br/>
     </w:r>

--- a/klagomål/A 23559-2023 FSC-klagomål.docx
+++ b/klagomål/A 23559-2023 FSC-klagomål.docx
@@ -912,7 +912,7 @@
     <w:r>
       <w:tab/>
       <w:tab/>
-      <w:t>2026-06-22</w:t>
+      <w:t>2026-06-23</w:t>
       <w:br/>
       <w:br/>
     </w:r>

--- a/klagomål/A 23559-2023 FSC-klagomål.docx
+++ b/klagomål/A 23559-2023 FSC-klagomål.docx
@@ -912,7 +912,7 @@
     <w:r>
       <w:tab/>
       <w:tab/>
-      <w:t>2026-06-23</w:t>
+      <w:t>2026-06-24</w:t>
       <w:br/>
       <w:br/>
     </w:r>

--- a/klagomål/A 23559-2023 FSC-klagomål.docx
+++ b/klagomål/A 23559-2023 FSC-klagomål.docx
@@ -912,7 +912,7 @@
     <w:r>
       <w:tab/>
       <w:tab/>
-      <w:t>2026-06-24</w:t>
+      <w:t>2026-06-25</w:t>
       <w:br/>
       <w:br/>
     </w:r>

--- a/klagomål/A 23559-2023 FSC-klagomål.docx
+++ b/klagomål/A 23559-2023 FSC-klagomål.docx
@@ -912,7 +912,7 @@
     <w:r>
       <w:tab/>
       <w:tab/>
-      <w:t>2026-06-25</w:t>
+      <w:t>2026-06-26</w:t>
       <w:br/>
       <w:br/>
     </w:r>

--- a/klagomål/A 23559-2023 FSC-klagomål.docx
+++ b/klagomål/A 23559-2023 FSC-klagomål.docx
@@ -912,7 +912,7 @@
     <w:r>
       <w:tab/>
       <w:tab/>
-      <w:t>2026-06-26</w:t>
+      <w:t>2026-06-27</w:t>
       <w:br/>
       <w:br/>
     </w:r>

--- a/klagomål/A 23559-2023 FSC-klagomål.docx
+++ b/klagomål/A 23559-2023 FSC-klagomål.docx
@@ -912,7 +912,7 @@
     <w:r>
       <w:tab/>
       <w:tab/>
-      <w:t>2026-06-27</w:t>
+      <w:t>2026-06-28</w:t>
       <w:br/>
       <w:br/>
     </w:r>

--- a/klagomål/A 23559-2023 FSC-klagomål.docx
+++ b/klagomål/A 23559-2023 FSC-klagomål.docx
@@ -912,7 +912,7 @@
     <w:r>
       <w:tab/>
       <w:tab/>
-      <w:t>2026-06-28</w:t>
+      <w:t>2026-06-29</w:t>
       <w:br/>
       <w:br/>
     </w:r>

--- a/klagomål/A 23559-2023 FSC-klagomål.docx
+++ b/klagomål/A 23559-2023 FSC-klagomål.docx
@@ -912,7 +912,7 @@
     <w:r>
       <w:tab/>
       <w:tab/>
-      <w:t>2026-06-29</w:t>
+      <w:t>2026-06-30</w:t>
       <w:br/>
       <w:br/>
     </w:r>

--- a/klagomål/A 23559-2023 FSC-klagomål.docx
+++ b/klagomål/A 23559-2023 FSC-klagomål.docx
@@ -912,7 +912,7 @@
     <w:r>
       <w:tab/>
       <w:tab/>
-      <w:t>2026-06-30</w:t>
+      <w:t>2026-07-01</w:t>
       <w:br/>
       <w:br/>
     </w:r>

--- a/klagomål/A 23559-2023 FSC-klagomål.docx
+++ b/klagomål/A 23559-2023 FSC-klagomål.docx
@@ -912,7 +912,7 @@
     <w:r>
       <w:tab/>
       <w:tab/>
-      <w:t>2026-07-01</w:t>
+      <w:t>2026-07-02</w:t>
       <w:br/>
       <w:br/>
     </w:r>

--- a/klagomål/A 23559-2023 FSC-klagomål.docx
+++ b/klagomål/A 23559-2023 FSC-klagomål.docx
@@ -912,7 +912,7 @@
     <w:r>
       <w:tab/>
       <w:tab/>
-      <w:t>2026-07-13</w:t>
+      <w:t>2026-07-14</w:t>
       <w:br/>
       <w:br/>
     </w:r>

--- a/klagomål/A 23559-2023 FSC-klagomål.docx
+++ b/klagomål/A 23559-2023 FSC-klagomål.docx
@@ -912,7 +912,7 @@
     <w:r>
       <w:tab/>
       <w:tab/>
-      <w:t>2026-07-14</w:t>
+      <w:t>2026-07-15</w:t>
       <w:br/>
       <w:br/>
     </w:r>

--- a/klagomål/A 23559-2023 FSC-klagomål.docx
+++ b/klagomål/A 23559-2023 FSC-klagomål.docx
@@ -912,7 +912,7 @@
     <w:r>
       <w:tab/>
       <w:tab/>
-      <w:t>2026-07-15</w:t>
+      <w:t>2026-07-16</w:t>
       <w:br/>
       <w:br/>
     </w:r>

--- a/klagomål/A 23559-2023 FSC-klagomål.docx
+++ b/klagomål/A 23559-2023 FSC-klagomål.docx
@@ -912,7 +912,7 @@
     <w:r>
       <w:tab/>
       <w:tab/>
-      <w:t>2026-07-16</w:t>
+      <w:t>2026-07-17</w:t>
       <w:br/>
       <w:br/>
     </w:r>

--- a/klagomål/A 23559-2023 FSC-klagomål.docx
+++ b/klagomål/A 23559-2023 FSC-klagomål.docx
@@ -912,7 +912,7 @@
     <w:r>
       <w:tab/>
       <w:tab/>
-      <w:t>2026-07-17</w:t>
+      <w:t>2026-07-18</w:t>
       <w:br/>
       <w:br/>
     </w:r>

--- a/klagomål/A 23559-2023 FSC-klagomål.docx
+++ b/klagomål/A 23559-2023 FSC-klagomål.docx
@@ -912,7 +912,7 @@
     <w:r>
       <w:tab/>
       <w:tab/>
-      <w:t>2026-07-18</w:t>
+      <w:t>2026-07-19</w:t>
       <w:br/>
       <w:br/>
     </w:r>

--- a/klagomål/A 23559-2023 FSC-klagomål.docx
+++ b/klagomål/A 23559-2023 FSC-klagomål.docx
@@ -912,7 +912,7 @@
     <w:r>
       <w:tab/>
       <w:tab/>
-      <w:t>2026-07-19</w:t>
+      <w:t>2026-07-20</w:t>
       <w:br/>
       <w:br/>
     </w:r>

--- a/klagomål/A 23559-2023 FSC-klagomål.docx
+++ b/klagomål/A 23559-2023 FSC-klagomål.docx
@@ -912,7 +912,7 @@
     <w:r>
       <w:tab/>
       <w:tab/>
-      <w:t>2026-07-20</w:t>
+      <w:t>2026-07-21</w:t>
       <w:br/>
       <w:br/>
     </w:r>

--- a/klagomål/A 23559-2023 FSC-klagomål.docx
+++ b/klagomål/A 23559-2023 FSC-klagomål.docx
@@ -912,7 +912,7 @@
     <w:r>
       <w:tab/>
       <w:tab/>
-      <w:t>2026-07-21</w:t>
+      <w:t>2026-07-22</w:t>
       <w:br/>
       <w:br/>
     </w:r>

--- a/klagomål/A 23559-2023 FSC-klagomål.docx
+++ b/klagomål/A 23559-2023 FSC-klagomål.docx
@@ -912,7 +912,7 @@
     <w:r>
       <w:tab/>
       <w:tab/>
-      <w:t>2026-07-22</w:t>
+      <w:t>2026-07-23</w:t>
       <w:br/>
       <w:br/>
     </w:r>

--- a/klagomål/A 23559-2023 FSC-klagomål.docx
+++ b/klagomål/A 23559-2023 FSC-klagomål.docx
@@ -912,7 +912,7 @@
     <w:r>
       <w:tab/>
       <w:tab/>
-      <w:t>2026-07-23</w:t>
+      <w:t>2026-07-24</w:t>
       <w:br/>
       <w:br/>
     </w:r>

--- a/klagomål/A 23559-2023 FSC-klagomål.docx
+++ b/klagomål/A 23559-2023 FSC-klagomål.docx
@@ -912,7 +912,7 @@
     <w:r>
       <w:tab/>
       <w:tab/>
-      <w:t>2026-07-24</w:t>
+      <w:t>2026-07-25</w:t>
       <w:br/>
       <w:br/>
     </w:r>

--- a/klagomål/A 23559-2023 FSC-klagomål.docx
+++ b/klagomål/A 23559-2023 FSC-klagomål.docx
@@ -912,7 +912,7 @@
     <w:r>
       <w:tab/>
       <w:tab/>
-      <w:t>2026-07-25</w:t>
+      <w:t>2026-07-26</w:t>
       <w:br/>
       <w:br/>
     </w:r>

--- a/klagomål/A 23559-2023 FSC-klagomål.docx
+++ b/klagomål/A 23559-2023 FSC-klagomål.docx
@@ -912,7 +912,7 @@
     <w:r>
       <w:tab/>
       <w:tab/>
-      <w:t>2026-07-26</w:t>
+      <w:t>2026-07-27</w:t>
       <w:br/>
       <w:br/>
     </w:r>

--- a/klagomål/A 23559-2023 FSC-klagomål.docx
+++ b/klagomål/A 23559-2023 FSC-klagomål.docx
@@ -912,7 +912,7 @@
     <w:r>
       <w:tab/>
       <w:tab/>
-      <w:t>2026-07-27</w:t>
+      <w:t>2026-07-28</w:t>
       <w:br/>
       <w:br/>
     </w:r>

--- a/klagomål/A 23559-2023 FSC-klagomål.docx
+++ b/klagomål/A 23559-2023 FSC-klagomål.docx
@@ -912,7 +912,7 @@
     <w:r>
       <w:tab/>
       <w:tab/>
-      <w:t>2026-07-28</w:t>
+      <w:t>2026-07-29</w:t>
       <w:br/>
       <w:br/>
     </w:r>

--- a/klagomål/A 23559-2023 FSC-klagomål.docx
+++ b/klagomål/A 23559-2023 FSC-klagomål.docx
@@ -912,7 +912,7 @@
     <w:r>
       <w:tab/>
       <w:tab/>
-      <w:t>2026-07-29</w:t>
+      <w:t>2026-07-30</w:t>
       <w:br/>
       <w:br/>
     </w:r>

--- a/klagomål/A 23559-2023 FSC-klagomål.docx
+++ b/klagomål/A 23559-2023 FSC-klagomål.docx
@@ -912,7 +912,7 @@
     <w:r>
       <w:tab/>
       <w:tab/>
-      <w:t>2026-07-30</w:t>
+      <w:t>2026-07-31</w:t>
       <w:br/>
       <w:br/>
     </w:r>

--- a/klagomål/A 23559-2023 FSC-klagomål.docx
+++ b/klagomål/A 23559-2023 FSC-klagomål.docx
@@ -912,7 +912,7 @@
     <w:r>
       <w:tab/>
       <w:tab/>
-      <w:t>2026-07-31</w:t>
+      <w:t>2026-08-01</w:t>
       <w:br/>
       <w:br/>
     </w:r>

--- a/klagomål/A 23559-2023 FSC-klagomål.docx
+++ b/klagomål/A 23559-2023 FSC-klagomål.docx
@@ -912,7 +912,7 @@
     <w:r>
       <w:tab/>
       <w:tab/>
-      <w:t>2026-08-01</w:t>
+      <w:t>2026-08-02</w:t>
       <w:br/>
       <w:br/>
     </w:r>

--- a/klagomål/A 23559-2023 FSC-klagomål.docx
+++ b/klagomål/A 23559-2023 FSC-klagomål.docx
@@ -912,7 +912,7 @@
     <w:r>
       <w:tab/>
       <w:tab/>
-      <w:t>2026-08-02</w:t>
+      <w:t>2026-08-03</w:t>
       <w:br/>
       <w:br/>
     </w:r>

--- a/klagomål/A 23559-2023 FSC-klagomål.docx
+++ b/klagomål/A 23559-2023 FSC-klagomål.docx
@@ -912,7 +912,7 @@
     <w:r>
       <w:tab/>
       <w:tab/>
-      <w:t>2026-08-03</w:t>
+      <w:t>2026-08-05</w:t>
       <w:br/>
       <w:br/>
     </w:r>

--- a/klagomål/A 23559-2023 FSC-klagomål.docx
+++ b/klagomål/A 23559-2023 FSC-klagomål.docx
@@ -912,7 +912,7 @@
     <w:r>
       <w:tab/>
       <w:tab/>
-      <w:t>2026-08-05</w:t>
+      <w:t>2026-08-07</w:t>
       <w:br/>
       <w:br/>
     </w:r>

--- a/klagomål/A 23559-2023 FSC-klagomål.docx
+++ b/klagomål/A 23559-2023 FSC-klagomål.docx
@@ -912,7 +912,7 @@
     <w:r>
       <w:tab/>
       <w:tab/>
-      <w:t>2026-08-07</w:t>
+      <w:t>2026-08-08</w:t>
       <w:br/>
       <w:br/>
     </w:r>

--- a/klagomål/A 23559-2023 FSC-klagomål.docx
+++ b/klagomål/A 23559-2023 FSC-klagomål.docx
@@ -216,7 +216,7 @@
         <w:spacing w:after="240"/>
       </w:pPr>
       <w:r>
-        <w:t>Figur 1. Fyndplatser för naturvårdsarter i och inom 24 meter från avverkningsanmälan. Markörer utan svart kant är placerade på fyndplatsen. Markörer med svart kant är placerade vid sidan av fyndplatsen har ett svart streck som visar fyndplatsens exakta position. Kartans mittpunktskoordinat är N 6453653, E 327405 i SWEREF 99 TM.</w:t>
+        <w:t>Figur 1. Fyndplatser för naturvårdsarter i och inom 24 meter från avverkningsanmälan. Markörer utan svart kant är placerade på fyndplatsen. Markörer med svart kant är placerade vid sidan av fyndplatsen och har ett svart streck som visar fyndplatsens exakta position. Kartans mittpunktskoordinat är N 6453653, E 327405 i SWEREF 99 TM.</w:t>
       </w:r>
     </w:p>
     <w:p>
@@ -912,7 +912,7 @@
     <w:r>
       <w:tab/>
       <w:tab/>
-      <w:t>2026-08-14</w:t>
+      <w:t>2026-08-15</w:t>
       <w:br/>
       <w:br/>
     </w:r>

--- a/klagomål/A 23559-2023 FSC-klagomål.docx
+++ b/klagomål/A 23559-2023 FSC-klagomål.docx
@@ -912,7 +912,7 @@
     <w:r>
       <w:tab/>
       <w:tab/>
-      <w:t>2026-08-15</w:t>
+      <w:t>2026-08-16</w:t>
       <w:br/>
       <w:br/>
     </w:r>

--- a/klagomål/A 23559-2023 FSC-klagomål.docx
+++ b/klagomål/A 23559-2023 FSC-klagomål.docx
@@ -912,7 +912,7 @@
     <w:r>
       <w:tab/>
       <w:tab/>
-      <w:t>2026-08-16</w:t>
+      <w:t>2026-08-17</w:t>
       <w:br/>
       <w:br/>
     </w:r>

--- a/klagomål/A 23559-2023 FSC-klagomål.docx
+++ b/klagomål/A 23559-2023 FSC-klagomål.docx
@@ -912,7 +912,7 @@
     <w:r>
       <w:tab/>
       <w:tab/>
-      <w:t>2026-08-17</w:t>
+      <w:t>2026-08-18</w:t>
       <w:br/>
       <w:br/>
     </w:r>

--- a/klagomål/A 23559-2023 FSC-klagomål.docx
+++ b/klagomål/A 23559-2023 FSC-klagomål.docx
@@ -912,7 +912,7 @@
     <w:r>
       <w:tab/>
       <w:tab/>
-      <w:t>2026-08-18</w:t>
+      <w:t>2026-08-19</w:t>
       <w:br/>
       <w:br/>
     </w:r>

--- a/klagomål/A 23559-2023 FSC-klagomål.docx
+++ b/klagomål/A 23559-2023 FSC-klagomål.docx
@@ -912,7 +912,7 @@
     <w:r>
       <w:tab/>
       <w:tab/>
-      <w:t>2026-08-19</w:t>
+      <w:t>2026-08-20</w:t>
       <w:br/>
       <w:br/>
     </w:r>

--- a/klagomål/A 23559-2023 FSC-klagomål.docx
+++ b/klagomål/A 23559-2023 FSC-klagomål.docx
@@ -912,7 +912,7 @@
     <w:r>
       <w:tab/>
       <w:tab/>
-      <w:t>2026-08-20</w:t>
+      <w:t>2026-08-21</w:t>
       <w:br/>
       <w:br/>
     </w:r>

--- a/klagomål/A 23559-2023 FSC-klagomål.docx
+++ b/klagomål/A 23559-2023 FSC-klagomål.docx
@@ -912,7 +912,7 @@
     <w:r>
       <w:tab/>
       <w:tab/>
-      <w:t>2026-08-21</w:t>
+      <w:t>2026-08-22</w:t>
       <w:br/>
       <w:br/>
     </w:r>

--- a/klagomål/A 23559-2023 FSC-klagomål.docx
+++ b/klagomål/A 23559-2023 FSC-klagomål.docx
@@ -912,7 +912,7 @@
     <w:r>
       <w:tab/>
       <w:tab/>
-      <w:t>2026-08-22</w:t>
+      <w:t>2026-08-23</w:t>
       <w:br/>
       <w:br/>
     </w:r>

--- a/klagomål/A 23559-2023 FSC-klagomål.docx
+++ b/klagomål/A 23559-2023 FSC-klagomål.docx
@@ -912,7 +912,7 @@
     <w:r>
       <w:tab/>
       <w:tab/>
-      <w:t>2026-08-23</w:t>
+      <w:t>2026-08-24</w:t>
       <w:br/>
       <w:br/>
     </w:r>

--- a/klagomål/A 23559-2023 FSC-klagomål.docx
+++ b/klagomål/A 23559-2023 FSC-klagomål.docx
@@ -912,7 +912,7 @@
     <w:r>
       <w:tab/>
       <w:tab/>
-      <w:t>2026-08-24</w:t>
+      <w:t>2026-08-25</w:t>
       <w:br/>
       <w:br/>
     </w:r>

--- a/klagomål/A 23559-2023 FSC-klagomål.docx
+++ b/klagomål/A 23559-2023 FSC-klagomål.docx
@@ -912,7 +912,7 @@
     <w:r>
       <w:tab/>
       <w:tab/>
-      <w:t>2026-08-25</w:t>
+      <w:t>2026-08-26</w:t>
       <w:br/>
       <w:br/>
     </w:r>

--- a/klagomål/A 23559-2023 FSC-klagomål.docx
+++ b/klagomål/A 23559-2023 FSC-klagomål.docx
@@ -912,7 +912,7 @@
     <w:r>
       <w:tab/>
       <w:tab/>
-      <w:t>2026-08-26</w:t>
+      <w:t>2026-08-27</w:t>
       <w:br/>
       <w:br/>
     </w:r>

--- a/klagomål/A 23559-2023 FSC-klagomål.docx
+++ b/klagomål/A 23559-2023 FSC-klagomål.docx
@@ -912,7 +912,7 @@
     <w:r>
       <w:tab/>
       <w:tab/>
-      <w:t>2026-08-27</w:t>
+      <w:t>2026-08-28</w:t>
       <w:br/>
       <w:br/>
     </w:r>

--- a/klagomål/A 23559-2023 FSC-klagomål.docx
+++ b/klagomål/A 23559-2023 FSC-klagomål.docx
@@ -912,7 +912,7 @@
     <w:r>
       <w:tab/>
       <w:tab/>
-      <w:t>2026-08-28</w:t>
+      <w:t>2026-08-29</w:t>
       <w:br/>
       <w:br/>
     </w:r>

--- a/klagomål/A 23559-2023 FSC-klagomål.docx
+++ b/klagomål/A 23559-2023 FSC-klagomål.docx
@@ -912,7 +912,7 @@
     <w:r>
       <w:tab/>
       <w:tab/>
-      <w:t>2026-08-29</w:t>
+      <w:t>2026-08-31</w:t>
       <w:br/>
       <w:br/>
     </w:r>

--- a/klagomål/A 23559-2023 FSC-klagomål.docx
+++ b/klagomål/A 23559-2023 FSC-klagomål.docx
@@ -912,7 +912,7 @@
     <w:r>
       <w:tab/>
       <w:tab/>
-      <w:t>2026-08-31</w:t>
+      <w:t>2026-09-01</w:t>
       <w:br/>
       <w:br/>
     </w:r>

--- a/klagomål/A 23559-2023 FSC-klagomål.docx
+++ b/klagomål/A 23559-2023 FSC-klagomål.docx
@@ -912,7 +912,7 @@
     <w:r>
       <w:tab/>
       <w:tab/>
-      <w:t>2026-09-01</w:t>
+      <w:t>2026-09-02</w:t>
       <w:br/>
       <w:br/>
     </w:r>

--- a/klagomål/A 23559-2023 FSC-klagomål.docx
+++ b/klagomål/A 23559-2023 FSC-klagomål.docx
@@ -912,7 +912,7 @@
     <w:r>
       <w:tab/>
       <w:tab/>
-      <w:t>2026-09-02</w:t>
+      <w:t>2026-09-03</w:t>
       <w:br/>
       <w:br/>
     </w:r>

--- a/klagomål/A 23559-2023 FSC-klagomål.docx
+++ b/klagomål/A 23559-2023 FSC-klagomål.docx
@@ -912,7 +912,7 @@
     <w:r>
       <w:tab/>
       <w:tab/>
-      <w:t>2026-09-03</w:t>
+      <w:t>2026-09-04</w:t>
       <w:br/>
       <w:br/>
     </w:r>

--- a/klagomål/A 23559-2023 FSC-klagomål.docx
+++ b/klagomål/A 23559-2023 FSC-klagomål.docx
@@ -912,7 +912,7 @@
     <w:r>
       <w:tab/>
       <w:tab/>
-      <w:t>2026-09-04</w:t>
+      <w:t>2026-09-05</w:t>
       <w:br/>
       <w:br/>
     </w:r>
